--- a/flow/20230914_vu_template/drafts/2024-10-g/09-СР-ап. Якова.docx
+++ b/flow/20230914_vu_template/drafts/2024-10-g/09-СР-ап. Якова.docx
@@ -1568,7 +1568,7 @@
           <w:szCs w:val="24"/>
           <w:rtl w:val="0"/>
         </w:rPr>
-        <w:t xml:space="preserve"> Господи, Боже наш! Згадай нас грішних і недостойних слуг твоїх, коли призиваємо святе ім'я твоє, і не осороми нас, коли очікуємо милости твоєї, але вислухай, Господи, усі наші спасенні прохання, і вчини нас достойними любити і боятися тебе від усього серця нашого і творити в усьому волю твою. Бо ти є добрий і чоловіколюбний Бог, і тобі славу віддаємо: Отцю, і Сину, і Святому Духові, нині і повсякчас, і на віки віків. Амінь.</w:t>
+        <w:t xml:space="preserve"> Господи, Боже наш! Згадай нас грішних і недостойних слуг твоїх, коли призиваємо святе ім'я твоє, і не осороми нас, коли очікуємо милости твоєї, але вислухай, Господи, усі наші спасенні прохання, і вчини нас достойними любити і боятися тебе від усього серця нашого і творити в усьому волю твою. Бо ти є добрий і людинолюбний Бог, і тобі славу віддаємо: Отцю, і Сину, і Святому Духові, нині і повсякчас, і на віки віків. Амінь.</w:t>
       </w:r>
     </w:p>
     <w:p>
@@ -1628,7 +1628,7 @@
           <w:szCs w:val="24"/>
           <w:rtl w:val="0"/>
         </w:rPr>
-        <w:t xml:space="preserve"> Благословенний ти, Господи Боже, Вседержителю, що знаєш думки людські, що відаєш те, чого ми потребуємо, і багато більше, ніж ми просимо, або розуміємо. Самий ти, чоловіколюбний Царю, у всьому добрий, задовольни нас багатством твоїх ласк, щоб ми непостидною совістю призивали святе ім'я твоє; і не введи нас у спокусу, але визволь нас від злого, і провидінням твоїм дай нам усе корисне. Бо тобі належить усяка слава, честь і поклоніння: Отцю, і Сину, і Святому Духові, нині і повсякчас, і на віки віків. Амінь.</w:t>
+        <w:t xml:space="preserve"> Благословенний ти, Господи Боже, Вседержителю, що знаєш думки людські, що відаєш те, чого ми потребуємо, і багато більше, ніж ми просимо, або розуміємо. Самий ти, людинолюбний Царю, у всьому добрий, задовольни нас багатством твоїх ласк, щоб ми непостидною совістю призивали святе ім'я твоє; і не введи нас у спокусу, але визволь нас від злого, і провидінням твоїм дай нам усе корисне. Бо тобі належить усяка слава, честь і поклоніння: Отцю, і Сину, і Святому Духові, нині і повсякчас, і на віки віків. Амінь.</w:t>
       </w:r>
     </w:p>
     <w:p>
@@ -1695,7 +1695,7 @@
           <w:szCs w:val="24"/>
           <w:rtl w:val="0"/>
         </w:rPr>
-        <w:t xml:space="preserve"> Боже великий і дивний, що несказанною добрістю і багатим промислом усім управляєш, і дав нам земні добра й запевнив нам обіцяне царство уділеними ласками впродовж цього дня, остерігши нас від усякого лиха! Дай нам і решту непорочно докінчити перед святою твоєю славою і величати тебе одного і доброго, і чоловіколюбного Бога нашого. Бо ти Бог наш і тобі славу віддаємо: Отцю, і Сину, і Святому Духові, нині і повсякчас, і на віки віків. Амінь.</w:t>
+        <w:t xml:space="preserve"> Боже великий і дивний, що несказанною добрістю і багатим промислом усім управляєш, і дав нам земні добра й запевнив нам обіцяне царство уділеними ласками впродовж цього дня, остерігши нас від усякого лиха! Дай нам і решту непорочно докінчити перед святою твоєю славою і величати тебе одного і доброго, і людинолюбного Бога нашого. Бо ти Бог наш і тобі славу віддаємо: Отцю, і Сину, і Святому Духові, нині і повсякчас, і на віки віків. Амінь.</w:t>
       </w:r>
     </w:p>
     <w:p>
@@ -1725,7 +1725,7 @@
           <w:szCs w:val="24"/>
           <w:rtl w:val="0"/>
         </w:rPr>
-        <w:t xml:space="preserve"> Боже великий і вишній, в тебе одного є безсмертність і в світлі живеш недоступнім. Ти все створіння мудро створив, відокремив світло від темряви і сонце поклав, щоб правити днем, а місяць і зорі, щоб володіли ніччю, нас же грішних вчинив достойними і в теперішню годину стати перед твоїм обличчям, щоб тебе визнавати і принести тобі вечірнє славослов'я. Направ, Чоловіколюбче, молитву нашу, немов кадило, перед тобою і прийми її, як благовонний запах. Дай нам мирний цей вечір і близьку вже ніч; зодягни нас у броню світла; визволь нас від нічного страху і всякої речі, що в темряві з'являється, і дай сон, що його ти дарував на відпочинок нашій немічності, вільний від усякого маріння диявольського. Владико, давче добра, хай і на нашій постелі, бувши тобі милими, згадуємо вночі твоє ім'я і, просвічувані навчанням твоїх заповідей, встанемо в душевній радості до звеличування твоєї доброти, приносячи твоєму милосердю молитви і моління, за наші і всіх твоїх людей провини. Відвідай їх задля молитов святої Богородиці. Бо ти є добрий і чоловіколюбний Бог, і тобі віддаємо славу: Отцю, і Сину, і Святому Духові, нині і повсякчас, і на віки віків. Амінь.</w:t>
+        <w:t xml:space="preserve"> Боже великий і вишній, в тебе одного є безсмертність і в світлі живеш недоступнім. Ти все створіння мудро створив, відокремив світло від темряви і сонце поклав, щоб правити днем, а місяць і зорі, щоб володіли ніччю, нас же грішних вчинив достойними і в теперішню годину стати перед твоїм обличчям, щоб тебе визнавати і принести тобі вечірнє славослов'я. Направ, Людинолюбче, молитву нашу, немов кадило, перед тобою і прийми її, як благовонний запах. Дай нам мирний цей вечір і близьку вже ніч; зодягни нас у броню світла; визволь нас від нічного страху і всякої речі, що в темряві з'являється, і дай сон, що його ти дарував на відпочинок нашій немічності, вільний від усякого маріння диявольського. Владико, давче добра, хай і на нашій постелі, бувши тобі милими, згадуємо вночі твоє ім'я і, просвічувані навчанням твоїх заповідей, встанемо в душевній радості до звеличування твоєї доброти, приносячи твоєму милосердю молитви і моління, за наші і всіх твоїх людей провини. Відвідай їх задля молитов святої Богородиці. Бо ти є добрий і людинолюбний Бог, і тобі віддаємо славу: Отцю, і Сину, і Святому Духові, нині і повсякчас, і на віки віків. Амінь.</w:t>
       </w:r>
     </w:p>
     <w:p>
@@ -5324,7 +5324,7 @@
           <w:szCs w:val="24"/>
           <w:rtl w:val="0"/>
         </w:rPr>
-        <w:t xml:space="preserve">Добрий Чоловіколюбче Царю, що все благословляєш! Молимось тобі наполегливо, серцем сокрушеним і духом смиренним: Благослови наші входи і виходи, Христе, істинний Боже наш. Бо прихід твій, і вознесіння, і пожиття з людьми завжди благословенне: нині і повсякчас, і на віки віків. Амінь.</w:t>
+        <w:t>Добрий Людинолюбче Царю, що все благословляєш! Молимось тобі наполегливо, серцем сокрушеним і духом смиренним: Благослови наші входи і виходи, Христе, істинний Боже наш. Бо прихід твій, і вознесіння, і пожиття з людьми завжди благословенне: нині і повсякчас, і на віки віків. Амінь.</w:t>
       </w:r>
     </w:p>
     <w:p>
@@ -5614,87 +5614,504 @@
     </w:p>
     <w:p>
       <w:pPr>
-        <w:rPr/>
-      </w:pPr>
-      <w:r>
-        <w:rPr>
-          <w:rFonts w:ascii="Times New Roman" w:cs="Times New Roman" w:eastAsia="Times New Roman" w:hAnsi="Times New Roman"/>
-          <w:i w:val="1"/>
-          <w:color w:val="ff0000"/>
-          <w:sz w:val="24"/>
-          <w:szCs w:val="24"/>
-          <w:rtl w:val="0"/>
-        </w:rPr>
-        <w:t xml:space="preserve">Псалом 22 (г. 1):</w:t>
-      </w:r>
-      <w:r>
-        <w:rPr>
-          <w:rtl w:val="0"/>
-        </w:rPr>
-      </w:r>
-    </w:p>
-    <w:p>
-      <w:pPr>
-        <w:rPr/>
-      </w:pPr>
-      <w:r>
-        <w:rPr>
-          <w:rFonts w:ascii="Times New Roman" w:cs="Times New Roman" w:eastAsia="Times New Roman" w:hAnsi="Times New Roman"/>
-          <w:b w:val="1"/>
-          <w:color w:val="000000"/>
-          <w:sz w:val="24"/>
-          <w:szCs w:val="24"/>
-          <w:rtl w:val="0"/>
-        </w:rPr>
-        <w:t xml:space="preserve">Милість твоя, Господи, буде зі мною* по всі дні життя мого.</w:t>
-      </w:r>
-      <w:r>
-        <w:rPr>
-          <w:rtl w:val="0"/>
-        </w:rPr>
-      </w:r>
-    </w:p>
-    <w:p>
-      <w:pPr>
-        <w:rPr/>
-      </w:pPr>
-      <w:r>
-        <w:rPr>
-          <w:rFonts w:ascii="Times New Roman" w:cs="Times New Roman" w:eastAsia="Times New Roman" w:hAnsi="Times New Roman"/>
-          <w:i w:val="1"/>
-          <w:color w:val="ff0000"/>
-          <w:sz w:val="24"/>
-          <w:szCs w:val="24"/>
-          <w:rtl w:val="0"/>
-        </w:rPr>
-        <w:t xml:space="preserve">Стих:</w:t>
-      </w:r>
-      <w:r>
-        <w:rPr>
-          <w:rFonts w:ascii="Times New Roman" w:cs="Times New Roman" w:eastAsia="Times New Roman" w:hAnsi="Times New Roman"/>
-          <w:i w:val="1"/>
-          <w:color w:val="000000"/>
-          <w:sz w:val="24"/>
-          <w:szCs w:val="24"/>
-          <w:rtl w:val="0"/>
+        <w:pStyle w:val="Normal"/>
+        <w:spacing w:after="120"/>
+      </w:pPr>
+      <w:r>
+        <w:rPr>
+          <w:rFonts w:ascii="Times New Roman" w:hAnsi="Times New Roman"/>
+          <w:i/>
+          <w:color w:val="FF0000"/>
+          <w:sz w:val="24"/>
+        </w:rPr>
+        <w:t>(г.</w:t>
+      </w:r>
+      <w:r>
+        <w:rPr>
+          <w:rFonts w:ascii="Times New Roman" w:hAnsi="Times New Roman"/>
+          <w:i/>
+          <w:color w:val="FF0000"/>
+          <w:sz w:val="24"/>
         </w:rPr>
         <w:t xml:space="preserve"> </w:t>
       </w:r>
       <w:r>
         <w:rPr>
-          <w:rFonts w:ascii="Times New Roman" w:cs="Times New Roman" w:eastAsia="Times New Roman" w:hAnsi="Times New Roman"/>
-          <w:color w:val="000000"/>
-          <w:sz w:val="24"/>
-          <w:szCs w:val="24"/>
+          <w:rFonts w:ascii="Times New Roman" w:hAnsi="Times New Roman"/>
+          <w:i/>
+          <w:color w:val="FF0000"/>
+          <w:sz w:val="24"/>
+        </w:rPr>
+        <w:t>1):</w:t>
+      </w:r>
+      <w:r>
+        <w:rPr>
+          <w:rFonts w:ascii="Times New Roman" w:hAnsi="Times New Roman"/>
+          <w:b/>
+          <w:sz w:val="24"/>
+        </w:rPr>
+        <w:t xml:space="preserve"> </w:t>
+      </w:r>
+      <w:r>
+        <w:rPr>
+          <w:rFonts w:ascii="Times New Roman" w:hAnsi="Times New Roman"/>
+          <w:b/>
+          <w:sz w:val="24"/>
+        </w:rPr>
+        <w:t>Ми́лість</w:t>
+      </w:r>
+      <w:r>
+        <w:rPr>
+          <w:rFonts w:ascii="Times New Roman" w:hAnsi="Times New Roman"/>
+          <w:b/>
+          <w:sz w:val="24"/>
+        </w:rPr>
+        <w:t xml:space="preserve"> </w:t>
+      </w:r>
+      <w:r>
+        <w:rPr>
+          <w:rFonts w:ascii="Times New Roman" w:hAnsi="Times New Roman"/>
+          <w:b/>
+          <w:sz w:val="24"/>
+        </w:rPr>
+        <w:t>Твоя́,</w:t>
+      </w:r>
+      <w:r>
+        <w:rPr>
+          <w:rFonts w:ascii="Times New Roman" w:hAnsi="Times New Roman"/>
+          <w:b/>
+          <w:sz w:val="24"/>
+        </w:rPr>
+        <w:t xml:space="preserve"> </w:t>
+      </w:r>
+      <w:r>
+        <w:rPr>
+          <w:rFonts w:ascii="Times New Roman" w:hAnsi="Times New Roman"/>
+          <w:b/>
+          <w:sz w:val="24"/>
+        </w:rPr>
+        <w:t>Го́споди,</w:t>
+      </w:r>
+      <w:r>
+        <w:rPr>
+          <w:rFonts w:ascii="Times New Roman" w:hAnsi="Times New Roman"/>
+          <w:b/>
+          <w:sz w:val="24"/>
+        </w:rPr>
+        <w:t xml:space="preserve"> </w:t>
+      </w:r>
+      <w:r>
+        <w:rPr>
+          <w:rFonts w:ascii="Times New Roman" w:hAnsi="Times New Roman"/>
+          <w:b/>
+          <w:sz w:val="24"/>
+        </w:rPr>
+        <w:t>бу́де</w:t>
+      </w:r>
+      <w:r>
+        <w:rPr>
+          <w:rFonts w:ascii="Times New Roman" w:hAnsi="Times New Roman"/>
+          <w:b/>
+          <w:sz w:val="24"/>
+        </w:rPr>
+        <w:t xml:space="preserve"> </w:t>
+      </w:r>
+      <w:r>
+        <w:rPr>
+          <w:rFonts w:ascii="Times New Roman" w:hAnsi="Times New Roman"/>
+          <w:b/>
+          <w:sz w:val="24"/>
+        </w:rPr>
+        <w:t>зі</w:t>
+      </w:r>
+      <w:r>
+        <w:rPr>
+          <w:rFonts w:ascii="Times New Roman" w:hAnsi="Times New Roman"/>
+          <w:b/>
+          <w:sz w:val="24"/>
+        </w:rPr>
+        <w:t xml:space="preserve"> </w:t>
+      </w:r>
+      <w:r>
+        <w:rPr>
+          <w:rFonts w:ascii="Times New Roman" w:hAnsi="Times New Roman"/>
+          <w:b/>
+          <w:sz w:val="24"/>
+        </w:rPr>
+        <w:t>мно́ю*</w:t>
+      </w:r>
+      <w:r>
+        <w:rPr>
+          <w:rFonts w:ascii="Times New Roman" w:hAnsi="Times New Roman"/>
+          <w:b/>
+          <w:sz w:val="24"/>
+        </w:rPr>
+        <w:t xml:space="preserve"> </w:t>
+      </w:r>
+      <w:r>
+        <w:rPr>
+          <w:rFonts w:ascii="Times New Roman" w:hAnsi="Times New Roman"/>
+          <w:b/>
+          <w:sz w:val="24"/>
+        </w:rPr>
+        <w:t>по</w:t>
+      </w:r>
+      <w:r>
+        <w:rPr>
+          <w:rFonts w:ascii="Times New Roman" w:hAnsi="Times New Roman"/>
+          <w:b/>
+          <w:sz w:val="24"/>
+        </w:rPr>
+        <w:t xml:space="preserve"> </w:t>
+      </w:r>
+      <w:r>
+        <w:rPr>
+          <w:rFonts w:ascii="Times New Roman" w:hAnsi="Times New Roman"/>
+          <w:b/>
+          <w:sz w:val="24"/>
+        </w:rPr>
+        <w:t>всі</w:t>
+      </w:r>
+      <w:r>
+        <w:rPr>
+          <w:rFonts w:ascii="Times New Roman" w:hAnsi="Times New Roman"/>
+          <w:b/>
+          <w:sz w:val="24"/>
+        </w:rPr>
+        <w:t xml:space="preserve"> </w:t>
+      </w:r>
+      <w:r>
+        <w:rPr>
+          <w:rFonts w:ascii="Times New Roman" w:hAnsi="Times New Roman"/>
+          <w:b/>
+          <w:sz w:val="24"/>
+        </w:rPr>
+        <w:t>дні</w:t>
+      </w:r>
+      <w:r>
+        <w:rPr>
+          <w:rFonts w:ascii="Times New Roman" w:hAnsi="Times New Roman"/>
+          <w:b/>
+          <w:sz w:val="24"/>
+        </w:rPr>
+        <w:t xml:space="preserve"> </w:t>
+      </w:r>
+      <w:r>
+        <w:rPr>
+          <w:rFonts w:ascii="Times New Roman" w:hAnsi="Times New Roman"/>
+          <w:b/>
+          <w:sz w:val="24"/>
+        </w:rPr>
+        <w:t>життя́</w:t>
+      </w:r>
+      <w:r>
+        <w:rPr>
+          <w:rFonts w:ascii="Times New Roman" w:hAnsi="Times New Roman"/>
+          <w:b/>
+          <w:sz w:val="24"/>
+        </w:rPr>
+        <w:t xml:space="preserve"> </w:t>
+      </w:r>
+      <w:r>
+        <w:rPr>
+          <w:rFonts w:ascii="Times New Roman" w:hAnsi="Times New Roman"/>
+          <w:b/>
+          <w:sz w:val="24"/>
+        </w:rPr>
+        <w:t>мого́</w:t>
+      </w:r>
+      <w:r>
+        <w:rPr>
+          <w:rFonts w:ascii="Times New Roman" w:hAnsi="Times New Roman"/>
+          <w:b/>
+          <w:sz w:val="24"/>
+        </w:rPr>
+        <w:t xml:space="preserve"> </w:t>
+      </w:r>
+      <w:r>
+        <w:rPr>
+          <w:rFonts w:ascii="Times New Roman" w:hAnsi="Times New Roman"/>
+          <w:i/>
+          <w:color w:val="FF0000"/>
+          <w:sz w:val="24"/>
+        </w:rPr>
+        <w:t>(Пс.</w:t>
+      </w:r>
+      <w:r>
+        <w:rPr>
+          <w:rFonts w:ascii="Times New Roman" w:hAnsi="Times New Roman"/>
+          <w:i/>
+          <w:color w:val="FF0000"/>
+          <w:sz w:val="24"/>
+        </w:rPr>
+        <w:t xml:space="preserve"> </w:t>
+      </w:r>
+      <w:r>
+        <w:rPr>
+          <w:rFonts w:ascii="Times New Roman" w:hAnsi="Times New Roman"/>
+          <w:i/>
+          <w:color w:val="FF0000"/>
+          <w:sz w:val="24"/>
+        </w:rPr>
+        <w:t>22,6).</w:t>
+      </w:r>
+    </w:p>
+    <w:p>
+      <w:pPr>
+        <w:pStyle w:val="Normal"/>
+        <w:spacing w:after="120"/>
+      </w:pPr>
+      <w:r>
+        <w:rPr>
+          <w:rFonts w:ascii="Times New Roman" w:hAnsi="Times New Roman"/>
+          <w:i/>
+          <w:color w:val="FF0000"/>
+          <w:sz w:val="24"/>
+        </w:rPr>
+        <w:t>Стих:</w:t>
+      </w:r>
+      <w:r>
+        <w:rPr>
+          <w:rFonts w:ascii="Times New Roman" w:hAnsi="Times New Roman"/>
+          <w:i/>
+          <w:color w:val="FF0000"/>
+          <w:sz w:val="24"/>
+        </w:rPr>
+        <w:t xml:space="preserve"> </w:t>
+      </w:r>
+      <w:r>
+        <w:rPr>
+          <w:rFonts w:ascii="Times New Roman" w:hAnsi="Times New Roman"/>
+          <w:sz w:val="24"/>
           <w:u w:val="single"/>
-          <w:rtl w:val="0"/>
-        </w:rPr>
-        <w:t xml:space="preserve">Господь мій пастир: нічого мені не бракуватиме; на зелених пасовиськах він поселив мене.</w:t>
-      </w:r>
-      <w:r>
-        <w:rPr>
-          <w:rtl w:val="0"/>
-        </w:rPr>
+        </w:rPr>
+        <w:t>Госпо́дь</w:t>
+      </w:r>
+      <w:r>
+        <w:rPr>
+          <w:rFonts w:ascii="Times New Roman" w:hAnsi="Times New Roman"/>
+          <w:sz w:val="24"/>
+          <w:u w:val="single"/>
+        </w:rPr>
+        <w:t xml:space="preserve"> </w:t>
+      </w:r>
+      <w:r>
+        <w:rPr>
+          <w:rFonts w:ascii="Times New Roman" w:hAnsi="Times New Roman"/>
+          <w:sz w:val="24"/>
+          <w:u w:val="single"/>
+        </w:rPr>
+        <w:t>мій</w:t>
+      </w:r>
+      <w:r>
+        <w:rPr>
+          <w:rFonts w:ascii="Times New Roman" w:hAnsi="Times New Roman"/>
+          <w:sz w:val="24"/>
+          <w:u w:val="single"/>
+        </w:rPr>
+        <w:t xml:space="preserve"> </w:t>
+      </w:r>
+      <w:r>
+        <w:rPr>
+          <w:rFonts w:ascii="Times New Roman" w:hAnsi="Times New Roman"/>
+          <w:sz w:val="24"/>
+          <w:u w:val="single"/>
+        </w:rPr>
+        <w:t>па́стир:</w:t>
+      </w:r>
+      <w:r>
+        <w:rPr>
+          <w:rFonts w:ascii="Times New Roman" w:hAnsi="Times New Roman"/>
+          <w:sz w:val="24"/>
+          <w:u w:val="single"/>
+        </w:rPr>
+        <w:t xml:space="preserve"> </w:t>
+      </w:r>
+      <w:r>
+        <w:rPr>
+          <w:rFonts w:ascii="Times New Roman" w:hAnsi="Times New Roman"/>
+          <w:sz w:val="24"/>
+          <w:u w:val="single"/>
+        </w:rPr>
+        <w:t>нічо́го</w:t>
+      </w:r>
+      <w:r>
+        <w:rPr>
+          <w:rFonts w:ascii="Times New Roman" w:hAnsi="Times New Roman"/>
+          <w:sz w:val="24"/>
+          <w:u w:val="single"/>
+        </w:rPr>
+        <w:t xml:space="preserve"> </w:t>
+      </w:r>
+      <w:r>
+        <w:rPr>
+          <w:rFonts w:ascii="Times New Roman" w:hAnsi="Times New Roman"/>
+          <w:sz w:val="24"/>
+          <w:u w:val="single"/>
+        </w:rPr>
+        <w:t>мені́</w:t>
+      </w:r>
+      <w:r>
+        <w:rPr>
+          <w:rFonts w:ascii="Times New Roman" w:hAnsi="Times New Roman"/>
+          <w:sz w:val="24"/>
+          <w:u w:val="single"/>
+        </w:rPr>
+        <w:t xml:space="preserve"> </w:t>
+      </w:r>
+      <w:r>
+        <w:rPr>
+          <w:rFonts w:ascii="Times New Roman" w:hAnsi="Times New Roman"/>
+          <w:sz w:val="24"/>
+          <w:u w:val="single"/>
+        </w:rPr>
+        <w:t>не</w:t>
+      </w:r>
+      <w:r>
+        <w:rPr>
+          <w:rFonts w:ascii="Times New Roman" w:hAnsi="Times New Roman"/>
+          <w:sz w:val="24"/>
+          <w:u w:val="single"/>
+        </w:rPr>
+        <w:t xml:space="preserve"> </w:t>
+      </w:r>
+      <w:r>
+        <w:rPr>
+          <w:rFonts w:ascii="Times New Roman" w:hAnsi="Times New Roman"/>
+          <w:sz w:val="24"/>
+          <w:u w:val="single"/>
+        </w:rPr>
+        <w:t>бракува́тиме;</w:t>
+      </w:r>
+      <w:r>
+        <w:rPr>
+          <w:rFonts w:ascii="Times New Roman" w:hAnsi="Times New Roman"/>
+          <w:sz w:val="24"/>
+          <w:u w:val="single"/>
+        </w:rPr>
+        <w:t xml:space="preserve"> </w:t>
+      </w:r>
+      <w:r>
+        <w:rPr>
+          <w:rFonts w:ascii="Times New Roman" w:hAnsi="Times New Roman"/>
+          <w:sz w:val="24"/>
+          <w:u w:val="single"/>
+        </w:rPr>
+        <w:t>на</w:t>
+      </w:r>
+      <w:r>
+        <w:rPr>
+          <w:rFonts w:ascii="Times New Roman" w:hAnsi="Times New Roman"/>
+          <w:sz w:val="24"/>
+          <w:u w:val="single"/>
+        </w:rPr>
+        <w:t xml:space="preserve"> </w:t>
+      </w:r>
+      <w:r>
+        <w:rPr>
+          <w:rFonts w:ascii="Times New Roman" w:hAnsi="Times New Roman"/>
+          <w:sz w:val="24"/>
+          <w:u w:val="single"/>
+        </w:rPr>
+        <w:t>зеле́них</w:t>
+      </w:r>
+      <w:r>
+        <w:rPr>
+          <w:rFonts w:ascii="Times New Roman" w:hAnsi="Times New Roman"/>
+          <w:sz w:val="24"/>
+          <w:u w:val="single"/>
+        </w:rPr>
+        <w:t xml:space="preserve"> </w:t>
+      </w:r>
+      <w:r>
+        <w:rPr>
+          <w:rFonts w:ascii="Times New Roman" w:hAnsi="Times New Roman"/>
+          <w:sz w:val="24"/>
+          <w:u w:val="single"/>
+        </w:rPr>
+        <w:t>пасо́виськах</w:t>
+      </w:r>
+      <w:r>
+        <w:rPr>
+          <w:rFonts w:ascii="Times New Roman" w:hAnsi="Times New Roman"/>
+          <w:sz w:val="24"/>
+          <w:u w:val="single"/>
+        </w:rPr>
+        <w:t xml:space="preserve"> </w:t>
+      </w:r>
+      <w:r>
+        <w:rPr>
+          <w:rFonts w:ascii="Times New Roman" w:hAnsi="Times New Roman"/>
+          <w:sz w:val="24"/>
+          <w:u w:val="single"/>
+        </w:rPr>
+        <w:t>Він</w:t>
+      </w:r>
+      <w:r>
+        <w:rPr>
+          <w:rFonts w:ascii="Times New Roman" w:hAnsi="Times New Roman"/>
+          <w:sz w:val="24"/>
+          <w:u w:val="single"/>
+        </w:rPr>
+        <w:t xml:space="preserve"> </w:t>
+      </w:r>
+      <w:r>
+        <w:rPr>
+          <w:rFonts w:ascii="Times New Roman" w:hAnsi="Times New Roman"/>
+          <w:sz w:val="24"/>
+          <w:u w:val="single"/>
+        </w:rPr>
+        <w:t>посели́в</w:t>
+      </w:r>
+      <w:r>
+        <w:rPr>
+          <w:rFonts w:ascii="Times New Roman" w:hAnsi="Times New Roman"/>
+          <w:sz w:val="24"/>
+          <w:u w:val="single"/>
+        </w:rPr>
+        <w:t xml:space="preserve"> </w:t>
+      </w:r>
+      <w:r>
+        <w:rPr>
+          <w:rFonts w:ascii="Times New Roman" w:hAnsi="Times New Roman"/>
+          <w:sz w:val="24"/>
+          <w:u w:val="single"/>
+        </w:rPr>
+        <w:t>мене́</w:t>
+      </w:r>
+      <w:r>
+        <w:rPr>
+          <w:rFonts w:ascii="Times New Roman" w:hAnsi="Times New Roman"/>
+          <w:sz w:val="24"/>
+        </w:rPr>
+        <w:t xml:space="preserve"> </w:t>
+      </w:r>
+      <w:r>
+        <w:rPr>
+          <w:rFonts w:ascii="Times New Roman" w:hAnsi="Times New Roman"/>
+          <w:i/>
+          <w:color w:val="FF0000"/>
+          <w:sz w:val="24"/>
+        </w:rPr>
+        <w:t>(Пс.</w:t>
+      </w:r>
+      <w:r>
+        <w:rPr>
+          <w:rFonts w:ascii="Times New Roman" w:hAnsi="Times New Roman"/>
+          <w:i/>
+          <w:color w:val="FF0000"/>
+          <w:sz w:val="24"/>
+        </w:rPr>
+        <w:t xml:space="preserve"> </w:t>
+      </w:r>
+      <w:r>
+        <w:rPr>
+          <w:rFonts w:ascii="Times New Roman" w:hAnsi="Times New Roman"/>
+          <w:i/>
+          <w:color w:val="FF0000"/>
+          <w:sz w:val="24"/>
+        </w:rPr>
+        <w:t>22,1-2).</w:t>
       </w:r>
     </w:p>
     <w:p>
@@ -5809,7 +6226,7 @@
           <w:szCs w:val="24"/>
           <w:rtl w:val="0"/>
         </w:rPr>
-        <w:t xml:space="preserve">Першого Соборного послання Йоанового читання</w:t>
+        <w:t>Першого Соборного послання Іванового читання</w:t>
       </w:r>
     </w:p>
     <w:p>
@@ -7592,7 +8009,7 @@
           <w:u w:val="single"/>
           <w:rtl w:val="0"/>
         </w:rPr>
-        <w:t xml:space="preserve">[Боже великий і вишній, в тебе одного є безсмертність і в світлі живеш недоступнім. Ти все створіння мудро створив, відокремив світло від темряви і сонце поклав, щоб правити днем, а місяць і зорі, щоб володіли ніччю, нас же грішних вчинив достойними і в теперішню годину стати перед твоїм обличчям, щоб тебе визнавати і принести тобі вечірнє славослов'я. Направ, Чоловіколюбче, молитву нашу, немов кадило, перед тобою і прийми її, як благовонний запах. Дай нам мирний цей вечір і близьку вже ніч; зодягни нас у броню світла; визволь нас від нічного страху і всякої речі, що в темряві з'являється, і дай сон, що його ти дарував на відпочинок нашій немічності, вільний від усякого маріння диявольського. Владико, давче добра, хай і на нашій постелі, бувши тобі милими, згадуємо вночі твоє ім'я і, просвічувані навчанням твоїх заповідей, встанемо в душевній радості до звеличування твоєї доброти, приносячи твоєму милосердю молитви і моління, за наші і всіх твоїх людей провини. Відвідай їх задля молитов святої Богородиці.]</w:t>
+        <w:t>[Боже великий і вишній, в тебе одного є безсмертність і в світлі живеш недоступнім. Ти все створіння мудро створив, відокремив світло від темряви і сонце поклав, щоб правити днем, а місяць і зорі, щоб володіли ніччю, нас же грішних вчинив достойними і в теперішню годину стати перед твоїм обличчям, щоб тебе визнавати і принести тобі вечірнє славослов'я. Направ, Людинолюбче, молитву нашу, немов кадило, перед тобою і прийми її, як благовонний запах. Дай нам мирний цей вечір і близьку вже ніч; зодягни нас у броню світла; визволь нас від нічного страху і всякої речі, що в темряві з'являється, і дай сон, що його ти дарував на відпочинок нашій немічності, вільний від усякого маріння диявольського. Владико, давче добра, хай і на нашій постелі, бувши тобі милими, згадуємо вночі твоє ім'я і, просвічувані навчанням твоїх заповідей, встанемо в душевній радості до звеличування твоєї доброти, приносячи твоєму милосердю молитви і моління, за наші і всіх твоїх людей провини. Відвідай їх задля молитов святої Богородиці.]</w:t>
       </w:r>
     </w:p>
     <w:p>
@@ -7849,49 +8266,374 @@
           <w:szCs w:val="24"/>
           <w:rtl w:val="0"/>
         </w:rPr>
-        <w:t xml:space="preserve"> Господи, Боже наш, що прихилив небо і зійшов на спасіння людського роду! Зглянься на слуг твоїх і на спадкоємство твоє, бо перед тобою, страшним і чоловіколюбним Суддею, слуги твої схилили свої голови і зігнули свої шиї, не від людей очікуючи допомоги, але на твою надіючись милість і твого очікуючи спасіння; тож оберігай їх повсякчасно, і в цей вечір, і в прийдешню ніч збережи від усякого ворога, і від будь-якого зазіхання диявольського, і від думок марних, і спогадів лукавих.</w:t>
-      </w:r>
-    </w:p>
-    <w:p>
-      <w:pPr>
-        <w:spacing w:after="120" w:lineRule="auto"/>
-        <w:rPr/>
-      </w:pPr>
-      <w:r>
-        <w:rPr>
-          <w:rFonts w:ascii="Times New Roman" w:cs="Times New Roman" w:eastAsia="Times New Roman" w:hAnsi="Times New Roman"/>
-          <w:i w:val="1"/>
-          <w:color w:val="ff0000"/>
-          <w:sz w:val="24"/>
-          <w:szCs w:val="24"/>
-          <w:rtl w:val="0"/>
-        </w:rPr>
-        <w:t xml:space="preserve">Священик:</w:t>
-      </w:r>
-      <w:r>
-        <w:rPr>
-          <w:rFonts w:ascii="Times New Roman" w:cs="Times New Roman" w:eastAsia="Times New Roman" w:hAnsi="Times New Roman"/>
-          <w:color w:val="ff0000"/>
-          <w:sz w:val="24"/>
-          <w:szCs w:val="24"/>
-          <w:rtl w:val="0"/>
+        <w:t xml:space="preserve"> Господи, Боже наш, що прихилив небо і зійшов на спасіння людського роду! Зглянься на слуг твоїх і на спадкоємство твоє, бо перед тобою, страшним і людинолюбним Суддею, слуги твої схилили свої голови і зігнули свої шиї, не від людей очікуючи допомоги, але на твою надіючись милість і твого очікуючи спасіння; тож оберігай їх повсякчасно, і в цей вечір, і в прийдешню ніч збережи від усякого ворога, і від будь-якого зазіхання диявольського, і від думок марних, і спогадів лукавих.</w:t>
+      </w:r>
+    </w:p>
+    <w:p>
+      <w:pPr>
+        <w:pStyle w:val="Normal"/>
+        <w:spacing w:after="120"/>
+      </w:pPr>
+      <w:r>
+        <w:rPr>
+          <w:rFonts w:ascii="Times New Roman" w:hAnsi="Times New Roman"/>
+          <w:i/>
+          <w:color w:val="FF0000"/>
+          <w:sz w:val="24"/>
+        </w:rPr>
+        <w:t>Священик:</w:t>
+      </w:r>
+      <w:r>
+        <w:rPr>
+          <w:rFonts w:ascii="Times New Roman" w:hAnsi="Times New Roman"/>
+          <w:color w:val="FF0000"/>
+          <w:sz w:val="24"/>
         </w:rPr>
         <w:t xml:space="preserve"> </w:t>
       </w:r>
       <w:r>
         <w:rPr>
-          <w:rFonts w:ascii="Times New Roman" w:cs="Times New Roman" w:eastAsia="Times New Roman" w:hAnsi="Times New Roman"/>
-          <w:color w:val="000000"/>
-          <w:sz w:val="24"/>
-          <w:szCs w:val="24"/>
-          <w:rtl w:val="0"/>
-        </w:rPr>
-        <w:t xml:space="preserve">Нехай буде влада царства Твого благословенна і дуже прославлена: Отця, і Сина, і Святого Духа, нині і повсякчас, і на віки віків.</w:t>
-      </w:r>
-      <w:r>
-        <w:rPr>
-          <w:rtl w:val="0"/>
-        </w:rPr>
+          <w:rFonts w:ascii="Times New Roman" w:hAnsi="Times New Roman"/>
+          <w:color w:val="000000"/>
+          <w:sz w:val="24"/>
+        </w:rPr>
+        <w:t>Нехай</w:t>
+      </w:r>
+      <w:r>
+        <w:rPr>
+          <w:rFonts w:ascii="Times New Roman" w:hAnsi="Times New Roman"/>
+          <w:color w:val="000000"/>
+          <w:sz w:val="24"/>
+        </w:rPr>
+        <w:t xml:space="preserve"> </w:t>
+      </w:r>
+      <w:r>
+        <w:rPr>
+          <w:rFonts w:ascii="Times New Roman" w:hAnsi="Times New Roman"/>
+          <w:color w:val="000000"/>
+          <w:sz w:val="24"/>
+        </w:rPr>
+        <w:t>буде</w:t>
+      </w:r>
+      <w:r>
+        <w:rPr>
+          <w:rFonts w:ascii="Times New Roman" w:hAnsi="Times New Roman"/>
+          <w:color w:val="000000"/>
+          <w:sz w:val="24"/>
+        </w:rPr>
+        <w:t xml:space="preserve"> </w:t>
+      </w:r>
+      <w:r>
+        <w:rPr>
+          <w:rFonts w:ascii="Times New Roman" w:hAnsi="Times New Roman"/>
+          <w:color w:val="000000"/>
+          <w:sz w:val="24"/>
+        </w:rPr>
+        <w:t>влада</w:t>
+      </w:r>
+      <w:r>
+        <w:rPr>
+          <w:rFonts w:ascii="Times New Roman" w:hAnsi="Times New Roman"/>
+          <w:color w:val="000000"/>
+          <w:sz w:val="24"/>
+        </w:rPr>
+        <w:t xml:space="preserve"> </w:t>
+      </w:r>
+      <w:r>
+        <w:rPr>
+          <w:rFonts w:ascii="Times New Roman" w:hAnsi="Times New Roman"/>
+          <w:color w:val="000000"/>
+          <w:sz w:val="24"/>
+        </w:rPr>
+        <w:t>царства</w:t>
+      </w:r>
+      <w:r>
+        <w:rPr>
+          <w:rFonts w:ascii="Times New Roman" w:hAnsi="Times New Roman"/>
+          <w:color w:val="000000"/>
+          <w:sz w:val="24"/>
+        </w:rPr>
+        <w:t xml:space="preserve"> </w:t>
+      </w:r>
+      <w:r>
+        <w:rPr>
+          <w:rFonts w:ascii="Times New Roman" w:hAnsi="Times New Roman"/>
+          <w:color w:val="000000"/>
+          <w:sz w:val="24"/>
+        </w:rPr>
+        <w:t>Твого</w:t>
+      </w:r>
+      <w:r>
+        <w:rPr>
+          <w:rFonts w:ascii="Times New Roman" w:hAnsi="Times New Roman"/>
+          <w:color w:val="000000"/>
+          <w:sz w:val="24"/>
+        </w:rPr>
+        <w:t xml:space="preserve"> </w:t>
+      </w:r>
+      <w:r>
+        <w:rPr>
+          <w:rFonts w:ascii="Times New Roman" w:hAnsi="Times New Roman"/>
+          <w:color w:val="000000"/>
+          <w:sz w:val="24"/>
+        </w:rPr>
+        <w:t>благословенна</w:t>
+      </w:r>
+      <w:r>
+        <w:rPr>
+          <w:rFonts w:ascii="Times New Roman" w:hAnsi="Times New Roman"/>
+          <w:color w:val="000000"/>
+          <w:sz w:val="24"/>
+        </w:rPr>
+        <w:t xml:space="preserve"> </w:t>
+      </w:r>
+      <w:r>
+        <w:rPr>
+          <w:rFonts w:ascii="Times New Roman" w:hAnsi="Times New Roman"/>
+          <w:color w:val="000000"/>
+          <w:sz w:val="24"/>
+        </w:rPr>
+        <w:t>і</w:t>
+      </w:r>
+      <w:r>
+        <w:rPr>
+          <w:rFonts w:ascii="Times New Roman" w:hAnsi="Times New Roman"/>
+          <w:color w:val="000000"/>
+          <w:sz w:val="24"/>
+        </w:rPr>
+        <w:t xml:space="preserve"> </w:t>
+      </w:r>
+      <w:r>
+        <w:rPr>
+          <w:rFonts w:ascii="Times New Roman" w:hAnsi="Times New Roman"/>
+          <w:color w:val="000000"/>
+          <w:sz w:val="24"/>
+        </w:rPr>
+        <w:t>дуже</w:t>
+      </w:r>
+      <w:r>
+        <w:rPr>
+          <w:rFonts w:ascii="Times New Roman" w:hAnsi="Times New Roman"/>
+          <w:color w:val="000000"/>
+          <w:sz w:val="24"/>
+        </w:rPr>
+        <w:t xml:space="preserve"> </w:t>
+      </w:r>
+      <w:r>
+        <w:rPr>
+          <w:rFonts w:ascii="Times New Roman" w:hAnsi="Times New Roman"/>
+          <w:color w:val="000000"/>
+          <w:sz w:val="24"/>
+        </w:rPr>
+        <w:t>прославлена:</w:t>
+      </w:r>
+      <w:r>
+        <w:rPr>
+          <w:rFonts w:ascii="Times New Roman" w:hAnsi="Times New Roman"/>
+          <w:color w:val="000000"/>
+          <w:sz w:val="24"/>
+        </w:rPr>
+        <w:t xml:space="preserve"> </w:t>
+      </w:r>
+      <w:r>
+        <w:rPr>
+          <w:rFonts w:ascii="Times New Roman" w:hAnsi="Times New Roman"/>
+          <w:color w:val="000000"/>
+          <w:sz w:val="24"/>
+        </w:rPr>
+        <w:t>Отця,</w:t>
+      </w:r>
+      <w:r>
+        <w:rPr>
+          <w:rFonts w:ascii="Times New Roman" w:hAnsi="Times New Roman"/>
+          <w:color w:val="000000"/>
+          <w:sz w:val="24"/>
+        </w:rPr>
+        <w:t xml:space="preserve"> </w:t>
+      </w:r>
+      <w:r>
+        <w:rPr>
+          <w:rFonts w:ascii="Times New Roman" w:hAnsi="Times New Roman"/>
+          <w:color w:val="000000"/>
+          <w:sz w:val="24"/>
+        </w:rPr>
+        <w:t>і</w:t>
+      </w:r>
+      <w:r>
+        <w:rPr>
+          <w:rFonts w:ascii="Times New Roman" w:hAnsi="Times New Roman"/>
+          <w:color w:val="000000"/>
+          <w:sz w:val="24"/>
+        </w:rPr>
+        <w:t xml:space="preserve"> </w:t>
+      </w:r>
+      <w:r>
+        <w:rPr>
+          <w:rFonts w:ascii="Times New Roman" w:hAnsi="Times New Roman"/>
+          <w:color w:val="000000"/>
+          <w:sz w:val="24"/>
+        </w:rPr>
+        <w:t>Сина,</w:t>
+      </w:r>
+      <w:r>
+        <w:rPr>
+          <w:rFonts w:ascii="Times New Roman" w:hAnsi="Times New Roman"/>
+          <w:color w:val="000000"/>
+          <w:sz w:val="24"/>
+        </w:rPr>
+        <w:t xml:space="preserve"> </w:t>
+      </w:r>
+      <w:r>
+        <w:rPr>
+          <w:rFonts w:ascii="Times New Roman" w:hAnsi="Times New Roman"/>
+          <w:color w:val="000000"/>
+          <w:sz w:val="24"/>
+        </w:rPr>
+        <w:t>і</w:t>
+      </w:r>
+      <w:r>
+        <w:rPr>
+          <w:rFonts w:ascii="Times New Roman" w:hAnsi="Times New Roman"/>
+          <w:color w:val="000000"/>
+          <w:sz w:val="24"/>
+        </w:rPr>
+        <w:t xml:space="preserve"> </w:t>
+      </w:r>
+      <w:r>
+        <w:rPr>
+          <w:rFonts w:ascii="Times New Roman" w:hAnsi="Times New Roman"/>
+          <w:color w:val="000000"/>
+          <w:sz w:val="24"/>
+        </w:rPr>
+        <w:t>Святого</w:t>
+      </w:r>
+      <w:r>
+        <w:rPr>
+          <w:rFonts w:ascii="Times New Roman" w:hAnsi="Times New Roman"/>
+          <w:color w:val="000000"/>
+          <w:sz w:val="24"/>
+        </w:rPr>
+        <w:t xml:space="preserve"> </w:t>
+      </w:r>
+      <w:r>
+        <w:rPr>
+          <w:rFonts w:ascii="Times New Roman" w:hAnsi="Times New Roman"/>
+          <w:color w:val="000000"/>
+          <w:sz w:val="24"/>
+        </w:rPr>
+        <w:t>Духа,</w:t>
+      </w:r>
+      <w:r>
+        <w:rPr>
+          <w:rFonts w:ascii="Times New Roman" w:hAnsi="Times New Roman"/>
+          <w:color w:val="000000"/>
+          <w:sz w:val="24"/>
+        </w:rPr>
+        <w:t xml:space="preserve"> </w:t>
+      </w:r>
+      <w:r>
+        <w:rPr>
+          <w:rFonts w:ascii="Times New Roman" w:hAnsi="Times New Roman"/>
+          <w:color w:val="000000"/>
+          <w:sz w:val="24"/>
+        </w:rPr>
+        <w:t>нині</w:t>
+      </w:r>
+      <w:r>
+        <w:rPr>
+          <w:rFonts w:ascii="Times New Roman" w:hAnsi="Times New Roman"/>
+          <w:color w:val="000000"/>
+          <w:sz w:val="24"/>
+        </w:rPr>
+        <w:t xml:space="preserve"> </w:t>
+      </w:r>
+      <w:r>
+        <w:rPr>
+          <w:rFonts w:ascii="Times New Roman" w:hAnsi="Times New Roman"/>
+          <w:color w:val="000000"/>
+          <w:sz w:val="24"/>
+        </w:rPr>
+        <w:t>і</w:t>
+      </w:r>
+      <w:r>
+        <w:rPr>
+          <w:rFonts w:ascii="Times New Roman" w:hAnsi="Times New Roman"/>
+          <w:color w:val="000000"/>
+          <w:sz w:val="24"/>
+        </w:rPr>
+        <w:t xml:space="preserve"> </w:t>
+      </w:r>
+      <w:r>
+        <w:rPr>
+          <w:rFonts w:ascii="Times New Roman" w:hAnsi="Times New Roman"/>
+          <w:color w:val="000000"/>
+          <w:sz w:val="24"/>
+        </w:rPr>
+        <w:t>повсякчас,</w:t>
+      </w:r>
+      <w:r>
+        <w:rPr>
+          <w:rFonts w:ascii="Times New Roman" w:hAnsi="Times New Roman"/>
+          <w:color w:val="000000"/>
+          <w:sz w:val="24"/>
+        </w:rPr>
+        <w:t xml:space="preserve"> </w:t>
+      </w:r>
+      <w:r>
+        <w:rPr>
+          <w:rFonts w:ascii="Times New Roman" w:hAnsi="Times New Roman"/>
+          <w:color w:val="000000"/>
+          <w:sz w:val="24"/>
+        </w:rPr>
+        <w:t>і</w:t>
+      </w:r>
+      <w:r>
+        <w:rPr>
+          <w:rFonts w:ascii="Times New Roman" w:hAnsi="Times New Roman"/>
+          <w:color w:val="000000"/>
+          <w:sz w:val="24"/>
+        </w:rPr>
+        <w:t xml:space="preserve"> </w:t>
+      </w:r>
+      <w:r>
+        <w:rPr>
+          <w:rFonts w:ascii="Times New Roman" w:hAnsi="Times New Roman"/>
+          <w:color w:val="000000"/>
+          <w:sz w:val="24"/>
+        </w:rPr>
+        <w:t>на</w:t>
+      </w:r>
+      <w:r>
+        <w:rPr>
+          <w:rFonts w:ascii="Times New Roman" w:hAnsi="Times New Roman"/>
+          <w:color w:val="000000"/>
+          <w:sz w:val="24"/>
+        </w:rPr>
+        <w:t xml:space="preserve"> </w:t>
+      </w:r>
+      <w:r>
+        <w:rPr>
+          <w:rFonts w:ascii="Times New Roman" w:hAnsi="Times New Roman"/>
+          <w:color w:val="000000"/>
+          <w:sz w:val="24"/>
+        </w:rPr>
+        <w:t>віки</w:t>
+      </w:r>
+      <w:r>
+        <w:rPr>
+          <w:rFonts w:ascii="Times New Roman" w:hAnsi="Times New Roman"/>
+          <w:color w:val="000000"/>
+          <w:sz w:val="24"/>
+        </w:rPr>
+        <w:t xml:space="preserve"> </w:t>
+      </w:r>
+      <w:r>
+        <w:rPr>
+          <w:rFonts w:ascii="Times New Roman" w:hAnsi="Times New Roman"/>
+          <w:color w:val="000000"/>
+          <w:sz w:val="24"/>
+        </w:rPr>
+        <w:t>віків.</w:t>
       </w:r>
     </w:p>
     <w:p>
@@ -10718,7 +11460,7 @@
           <w:szCs w:val="24"/>
           <w:rtl w:val="0"/>
         </w:rPr>
-        <w:t xml:space="preserve">Мене залічено до тих, що сходять у яму.* Я став як чоловік, що допомоги не має.</w:t>
+        <w:t>Мене залічено до тих, що сходять у яму.* Я став як людина, що допомоги не має.</w:t>
       </w:r>
     </w:p>
     <w:p>
@@ -12189,7 +12931,7 @@
           <w:szCs w:val="24"/>
           <w:rtl w:val="0"/>
         </w:rPr>
-        <w:t xml:space="preserve"> Господи, Боже наш! Ти за покаяння дарував людям відпущення, нам же, як образ пізнання і визнання гріхів, показав покаяння і прощення пророка Давида. Тож, Владико, помилуй з великої милости твоєї нас, що в чимало великих гріхів впали, і по багатстві ласк твоїх очисти беззаконня наші, бо перед тобою згрішили ми, Господи, що невідомі й таємні речі серця людського знаєш, і єдиний ти маєш владу прощати гріхи. Серце ж чисте вчини в нас і Духом владичним утверди нас, і радість спасіння твого яви нам. Не відкинь нас від лиця твого, але дозволь, як Добрий і Чоловіколюбець, аж до останнього нашого віддиху появляти тобі жертву справедливости й приноси на святих твоїх жертовниках, милістю і ласками і чоловіколюб'ям єдинородного Сина твого, з яким ти є благословенний з пресвятим, добрим і животворящим твоїм Духом, нині й повсякчас, і на віки віків. Амінь.</w:t>
+        <w:t xml:space="preserve"> Господи, Боже наш! Ти за покаяння дарував людям відпущення, нам же, як образ пізнання і визнання гріхів, показав покаяння і прощення пророка Давида. Тож, Владико, помилуй з великої милости твоєї нас, що в чимало великих гріхів впали, і по багатстві ласк твоїх очисти беззаконня наші, бо перед тобою згрішили ми, Господи, що невідомі й таємні речі серця людського знаєш, і єдиний ти маєш владу прощати гріхи. Серце ж чисте вчини в нас і Духом владичним утверди нас, і радість спасіння твого яви нам. Не відкинь нас від лиця твого, але дозволь, як Добрий і Людинолюбець, аж до останнього нашого віддиху появляти тобі жертву справедливости й приноси на святих твоїх жертовниках, милістю і ласками і людинолюб'ям єдинородного Сина твого, з яким ти є благословенний з пресвятим, добрим і животворящим твоїм Духом, нині й повсякчас, і на віки віків. Амінь.</w:t>
       </w:r>
     </w:p>
     <w:p>
@@ -16015,8 +16757,779 @@
     </w:p>
     <w:p>
       <w:pPr>
-        <w:spacing w:after="120" w:lineRule="auto"/>
-        <w:rPr/>
+        <w:pStyle w:val="Normal"/>
+        <w:spacing w:after="120"/>
+      </w:pPr>
+      <w:r>
+        <w:rPr>
+          <w:rFonts w:ascii="Times New Roman" w:hAnsi="Times New Roman"/>
+          <w:i/>
+          <w:color w:val="FF0000"/>
+          <w:sz w:val="24"/>
+        </w:rPr>
+        <w:t>Священик:</w:t>
+      </w:r>
+      <w:r>
+        <w:rPr>
+          <w:rFonts w:ascii="Times New Roman" w:hAnsi="Times New Roman"/>
+          <w:color w:val="000000"/>
+          <w:sz w:val="24"/>
+        </w:rPr>
+        <w:t xml:space="preserve"> </w:t>
+      </w:r>
+      <w:r>
+        <w:rPr>
+          <w:rFonts w:ascii="Times New Roman" w:hAnsi="Times New Roman"/>
+          <w:color w:val="000000"/>
+          <w:sz w:val="24"/>
+        </w:rPr>
+        <w:t>Бо</w:t>
+      </w:r>
+      <w:r>
+        <w:rPr>
+          <w:rFonts w:ascii="Times New Roman" w:hAnsi="Times New Roman"/>
+          <w:color w:val="000000"/>
+          <w:sz w:val="24"/>
+        </w:rPr>
+        <w:t xml:space="preserve"> </w:t>
+      </w:r>
+      <w:r>
+        <w:rPr>
+          <w:rFonts w:ascii="Times New Roman" w:hAnsi="Times New Roman"/>
+          <w:color w:val="000000"/>
+          <w:sz w:val="24"/>
+        </w:rPr>
+        <w:t>Ти</w:t>
+      </w:r>
+      <w:r>
+        <w:rPr>
+          <w:rFonts w:ascii="Times New Roman" w:hAnsi="Times New Roman"/>
+          <w:color w:val="000000"/>
+          <w:sz w:val="24"/>
+        </w:rPr>
+        <w:t xml:space="preserve"> </w:t>
+      </w:r>
+      <w:r>
+        <w:rPr>
+          <w:rFonts w:ascii="Times New Roman" w:hAnsi="Times New Roman"/>
+          <w:color w:val="000000"/>
+          <w:sz w:val="24"/>
+        </w:rPr>
+        <w:t>святий</w:t>
+      </w:r>
+      <w:r>
+        <w:rPr>
+          <w:rFonts w:ascii="Times New Roman" w:hAnsi="Times New Roman"/>
+          <w:color w:val="000000"/>
+          <w:sz w:val="24"/>
+        </w:rPr>
+        <w:t xml:space="preserve"> </w:t>
+      </w:r>
+      <w:r>
+        <w:rPr>
+          <w:rFonts w:ascii="Times New Roman" w:hAnsi="Times New Roman"/>
+          <w:color w:val="000000"/>
+          <w:sz w:val="24"/>
+        </w:rPr>
+        <w:t>єси,</w:t>
+      </w:r>
+      <w:r>
+        <w:rPr>
+          <w:rFonts w:ascii="Times New Roman" w:hAnsi="Times New Roman"/>
+          <w:color w:val="000000"/>
+          <w:sz w:val="24"/>
+        </w:rPr>
+        <w:t xml:space="preserve"> </w:t>
+      </w:r>
+      <w:r>
+        <w:rPr>
+          <w:rFonts w:ascii="Times New Roman" w:hAnsi="Times New Roman"/>
+          <w:color w:val="000000"/>
+          <w:sz w:val="24"/>
+        </w:rPr>
+        <w:t>Боже</w:t>
+      </w:r>
+      <w:r>
+        <w:rPr>
+          <w:rFonts w:ascii="Times New Roman" w:hAnsi="Times New Roman"/>
+          <w:color w:val="000000"/>
+          <w:sz w:val="24"/>
+        </w:rPr>
+        <w:t xml:space="preserve"> </w:t>
+      </w:r>
+      <w:r>
+        <w:rPr>
+          <w:rFonts w:ascii="Times New Roman" w:hAnsi="Times New Roman"/>
+          <w:color w:val="000000"/>
+          <w:sz w:val="24"/>
+        </w:rPr>
+        <w:t>наш,</w:t>
+      </w:r>
+      <w:r>
+        <w:rPr>
+          <w:rFonts w:ascii="Times New Roman" w:hAnsi="Times New Roman"/>
+          <w:color w:val="000000"/>
+          <w:sz w:val="24"/>
+        </w:rPr>
+        <w:t xml:space="preserve"> </w:t>
+      </w:r>
+      <w:r>
+        <w:rPr>
+          <w:rFonts w:ascii="Times New Roman" w:hAnsi="Times New Roman"/>
+          <w:color w:val="000000"/>
+          <w:sz w:val="24"/>
+        </w:rPr>
+        <w:t>і</w:t>
+      </w:r>
+      <w:r>
+        <w:rPr>
+          <w:rFonts w:ascii="Times New Roman" w:hAnsi="Times New Roman"/>
+          <w:color w:val="000000"/>
+          <w:sz w:val="24"/>
+        </w:rPr>
+        <w:t xml:space="preserve"> </w:t>
+      </w:r>
+      <w:r>
+        <w:rPr>
+          <w:rFonts w:ascii="Times New Roman" w:hAnsi="Times New Roman"/>
+          <w:color w:val="000000"/>
+          <w:sz w:val="24"/>
+        </w:rPr>
+        <w:t>в</w:t>
+      </w:r>
+      <w:r>
+        <w:rPr>
+          <w:rFonts w:ascii="Times New Roman" w:hAnsi="Times New Roman"/>
+          <w:color w:val="000000"/>
+          <w:sz w:val="24"/>
+        </w:rPr>
+        <w:t xml:space="preserve"> </w:t>
+      </w:r>
+      <w:r>
+        <w:rPr>
+          <w:rFonts w:ascii="Times New Roman" w:hAnsi="Times New Roman"/>
+          <w:color w:val="000000"/>
+          <w:sz w:val="24"/>
+        </w:rPr>
+        <w:t>святині</w:t>
+      </w:r>
+      <w:r>
+        <w:rPr>
+          <w:rFonts w:ascii="Times New Roman" w:hAnsi="Times New Roman"/>
+          <w:color w:val="000000"/>
+          <w:sz w:val="24"/>
+        </w:rPr>
+        <w:t xml:space="preserve"> </w:t>
+      </w:r>
+      <w:r>
+        <w:rPr>
+          <w:rFonts w:ascii="Times New Roman" w:hAnsi="Times New Roman"/>
+          <w:color w:val="000000"/>
+          <w:sz w:val="24"/>
+        </w:rPr>
+        <w:t>перебуваєш,</w:t>
+      </w:r>
+      <w:r>
+        <w:rPr>
+          <w:rFonts w:ascii="Times New Roman" w:hAnsi="Times New Roman"/>
+          <w:color w:val="000000"/>
+          <w:sz w:val="24"/>
+        </w:rPr>
+        <w:t xml:space="preserve"> </w:t>
+      </w:r>
+      <w:r>
+        <w:rPr>
+          <w:rFonts w:ascii="Times New Roman" w:hAnsi="Times New Roman"/>
+          <w:color w:val="000000"/>
+          <w:sz w:val="24"/>
+        </w:rPr>
+        <w:t>і</w:t>
+      </w:r>
+      <w:r>
+        <w:rPr>
+          <w:rFonts w:ascii="Times New Roman" w:hAnsi="Times New Roman"/>
+          <w:color w:val="000000"/>
+          <w:sz w:val="24"/>
+        </w:rPr>
+        <w:t xml:space="preserve"> </w:t>
+      </w:r>
+      <w:r>
+        <w:rPr>
+          <w:rFonts w:ascii="Times New Roman" w:hAnsi="Times New Roman"/>
+          <w:color w:val="000000"/>
+          <w:sz w:val="24"/>
+        </w:rPr>
+        <w:t>ми</w:t>
+      </w:r>
+      <w:r>
+        <w:rPr>
+          <w:rFonts w:ascii="Times New Roman" w:hAnsi="Times New Roman"/>
+          <w:color w:val="000000"/>
+          <w:sz w:val="24"/>
+        </w:rPr>
+        <w:t xml:space="preserve"> </w:t>
+      </w:r>
+      <w:r>
+        <w:rPr>
+          <w:rFonts w:ascii="Times New Roman" w:hAnsi="Times New Roman"/>
+          <w:color w:val="000000"/>
+          <w:sz w:val="24"/>
+        </w:rPr>
+        <w:t>Тобі</w:t>
+      </w:r>
+      <w:r>
+        <w:rPr>
+          <w:rFonts w:ascii="Times New Roman" w:hAnsi="Times New Roman"/>
+          <w:color w:val="000000"/>
+          <w:sz w:val="24"/>
+        </w:rPr>
+        <w:t xml:space="preserve"> </w:t>
+      </w:r>
+      <w:r>
+        <w:rPr>
+          <w:rFonts w:ascii="Times New Roman" w:hAnsi="Times New Roman"/>
+          <w:color w:val="000000"/>
+          <w:sz w:val="24"/>
+        </w:rPr>
+        <w:t>славу</w:t>
+      </w:r>
+      <w:r>
+        <w:rPr>
+          <w:rFonts w:ascii="Times New Roman" w:hAnsi="Times New Roman"/>
+          <w:color w:val="000000"/>
+          <w:sz w:val="24"/>
+        </w:rPr>
+        <w:t xml:space="preserve"> </w:t>
+      </w:r>
+      <w:r>
+        <w:rPr>
+          <w:rFonts w:ascii="Times New Roman" w:hAnsi="Times New Roman"/>
+          <w:color w:val="000000"/>
+          <w:sz w:val="24"/>
+        </w:rPr>
+        <w:t>віддаємо:</w:t>
+      </w:r>
+      <w:r>
+        <w:rPr>
+          <w:rFonts w:ascii="Times New Roman" w:hAnsi="Times New Roman"/>
+          <w:color w:val="000000"/>
+          <w:sz w:val="24"/>
+        </w:rPr>
+        <w:t xml:space="preserve"> </w:t>
+      </w:r>
+      <w:r>
+        <w:rPr>
+          <w:rFonts w:ascii="Times New Roman" w:hAnsi="Times New Roman"/>
+          <w:color w:val="000000"/>
+          <w:sz w:val="24"/>
+        </w:rPr>
+        <w:t>Отцю,</w:t>
+      </w:r>
+      <w:r>
+        <w:rPr>
+          <w:rFonts w:ascii="Times New Roman" w:hAnsi="Times New Roman"/>
+          <w:color w:val="000000"/>
+          <w:sz w:val="24"/>
+        </w:rPr>
+        <w:t xml:space="preserve"> </w:t>
+      </w:r>
+      <w:r>
+        <w:rPr>
+          <w:rFonts w:ascii="Times New Roman" w:hAnsi="Times New Roman"/>
+          <w:color w:val="000000"/>
+          <w:sz w:val="24"/>
+        </w:rPr>
+        <w:t>і</w:t>
+      </w:r>
+      <w:r>
+        <w:rPr>
+          <w:rFonts w:ascii="Times New Roman" w:hAnsi="Times New Roman"/>
+          <w:color w:val="000000"/>
+          <w:sz w:val="24"/>
+        </w:rPr>
+        <w:t xml:space="preserve"> </w:t>
+      </w:r>
+      <w:r>
+        <w:rPr>
+          <w:rFonts w:ascii="Times New Roman" w:hAnsi="Times New Roman"/>
+          <w:color w:val="000000"/>
+          <w:sz w:val="24"/>
+        </w:rPr>
+        <w:t>Сину,</w:t>
+      </w:r>
+      <w:r>
+        <w:rPr>
+          <w:rFonts w:ascii="Times New Roman" w:hAnsi="Times New Roman"/>
+          <w:color w:val="000000"/>
+          <w:sz w:val="24"/>
+        </w:rPr>
+        <w:t xml:space="preserve"> </w:t>
+      </w:r>
+      <w:r>
+        <w:rPr>
+          <w:rFonts w:ascii="Times New Roman" w:hAnsi="Times New Roman"/>
+          <w:color w:val="000000"/>
+          <w:sz w:val="24"/>
+        </w:rPr>
+        <w:t>і</w:t>
+      </w:r>
+      <w:r>
+        <w:rPr>
+          <w:rFonts w:ascii="Times New Roman" w:hAnsi="Times New Roman"/>
+          <w:color w:val="000000"/>
+          <w:sz w:val="24"/>
+        </w:rPr>
+        <w:t xml:space="preserve"> </w:t>
+      </w:r>
+      <w:r>
+        <w:rPr>
+          <w:rFonts w:ascii="Times New Roman" w:hAnsi="Times New Roman"/>
+          <w:color w:val="000000"/>
+          <w:sz w:val="24"/>
+        </w:rPr>
+        <w:t>Святому</w:t>
+      </w:r>
+      <w:r>
+        <w:rPr>
+          <w:rFonts w:ascii="Times New Roman" w:hAnsi="Times New Roman"/>
+          <w:color w:val="000000"/>
+          <w:sz w:val="24"/>
+        </w:rPr>
+        <w:t xml:space="preserve"> </w:t>
+      </w:r>
+      <w:r>
+        <w:rPr>
+          <w:rFonts w:ascii="Times New Roman" w:hAnsi="Times New Roman"/>
+          <w:color w:val="000000"/>
+          <w:sz w:val="24"/>
+        </w:rPr>
+        <w:t>Духові,</w:t>
+      </w:r>
+      <w:r>
+        <w:rPr>
+          <w:rFonts w:ascii="Times New Roman" w:hAnsi="Times New Roman"/>
+          <w:color w:val="000000"/>
+          <w:sz w:val="24"/>
+        </w:rPr>
+        <w:t xml:space="preserve"> </w:t>
+      </w:r>
+      <w:r>
+        <w:rPr>
+          <w:rFonts w:ascii="Times New Roman" w:hAnsi="Times New Roman"/>
+          <w:color w:val="000000"/>
+          <w:sz w:val="24"/>
+        </w:rPr>
+        <w:t>нині</w:t>
+      </w:r>
+      <w:r>
+        <w:rPr>
+          <w:rFonts w:ascii="Times New Roman" w:hAnsi="Times New Roman"/>
+          <w:color w:val="000000"/>
+          <w:sz w:val="24"/>
+        </w:rPr>
+        <w:t xml:space="preserve"> </w:t>
+      </w:r>
+      <w:r>
+        <w:rPr>
+          <w:rFonts w:ascii="Times New Roman" w:hAnsi="Times New Roman"/>
+          <w:color w:val="000000"/>
+          <w:sz w:val="24"/>
+        </w:rPr>
+        <w:t>і</w:t>
+      </w:r>
+      <w:r>
+        <w:rPr>
+          <w:rFonts w:ascii="Times New Roman" w:hAnsi="Times New Roman"/>
+          <w:color w:val="000000"/>
+          <w:sz w:val="24"/>
+        </w:rPr>
+        <w:t xml:space="preserve"> </w:t>
+      </w:r>
+      <w:r>
+        <w:rPr>
+          <w:rFonts w:ascii="Times New Roman" w:hAnsi="Times New Roman"/>
+          <w:color w:val="000000"/>
+          <w:sz w:val="24"/>
+        </w:rPr>
+        <w:t>повсякчас,</w:t>
+      </w:r>
+      <w:r>
+        <w:rPr>
+          <w:rFonts w:ascii="Times New Roman" w:hAnsi="Times New Roman"/>
+          <w:color w:val="000000"/>
+          <w:sz w:val="24"/>
+        </w:rPr>
+        <w:t xml:space="preserve"> </w:t>
+      </w:r>
+      <w:r>
+        <w:rPr>
+          <w:rFonts w:ascii="Times New Roman" w:hAnsi="Times New Roman"/>
+          <w:color w:val="000000"/>
+          <w:sz w:val="24"/>
+        </w:rPr>
+        <w:t>і</w:t>
+      </w:r>
+      <w:r>
+        <w:rPr>
+          <w:rFonts w:ascii="Times New Roman" w:hAnsi="Times New Roman"/>
+          <w:color w:val="000000"/>
+          <w:sz w:val="24"/>
+        </w:rPr>
+        <w:t xml:space="preserve"> </w:t>
+      </w:r>
+      <w:r>
+        <w:rPr>
+          <w:rFonts w:ascii="Times New Roman" w:hAnsi="Times New Roman"/>
+          <w:color w:val="000000"/>
+          <w:sz w:val="24"/>
+        </w:rPr>
+        <w:t>на</w:t>
+      </w:r>
+      <w:r>
+        <w:rPr>
+          <w:rFonts w:ascii="Times New Roman" w:hAnsi="Times New Roman"/>
+          <w:color w:val="000000"/>
+          <w:sz w:val="24"/>
+        </w:rPr>
+        <w:t xml:space="preserve"> </w:t>
+      </w:r>
+      <w:r>
+        <w:rPr>
+          <w:rFonts w:ascii="Times New Roman" w:hAnsi="Times New Roman"/>
+          <w:color w:val="000000"/>
+          <w:sz w:val="24"/>
+        </w:rPr>
+        <w:t>віки</w:t>
+      </w:r>
+      <w:r>
+        <w:rPr>
+          <w:rFonts w:ascii="Times New Roman" w:hAnsi="Times New Roman"/>
+          <w:color w:val="000000"/>
+          <w:sz w:val="24"/>
+        </w:rPr>
+        <w:t xml:space="preserve"> </w:t>
+      </w:r>
+      <w:r>
+        <w:rPr>
+          <w:rFonts w:ascii="Times New Roman" w:hAnsi="Times New Roman"/>
+          <w:color w:val="000000"/>
+          <w:sz w:val="24"/>
+        </w:rPr>
+        <w:t>віків.</w:t>
+      </w:r>
+    </w:p>
+    <w:p>
+      <w:pPr>
+        <w:spacing w:after="120" w:lineRule="auto"/>
+        <w:jc w:val="both"/>
+        <w:rPr>
+          <w:rFonts w:ascii="Times New Roman" w:cs="Times New Roman" w:eastAsia="Times New Roman" w:hAnsi="Times New Roman"/>
+          <w:sz w:val="24"/>
+          <w:szCs w:val="24"/>
+        </w:rPr>
+      </w:pPr>
+      <w:r>
+        <w:rPr>
+          <w:rFonts w:ascii="Times New Roman" w:cs="Times New Roman" w:eastAsia="Times New Roman" w:hAnsi="Times New Roman"/>
+          <w:i w:val="1"/>
+          <w:color w:val="ff0000"/>
+          <w:sz w:val="24"/>
+          <w:szCs w:val="24"/>
+          <w:rtl w:val="0"/>
+        </w:rPr>
+        <w:t xml:space="preserve">Вірні:</w:t>
+      </w:r>
+      <w:r>
+        <w:rPr>
+          <w:rFonts w:ascii="Times New Roman" w:cs="Times New Roman" w:eastAsia="Times New Roman" w:hAnsi="Times New Roman"/>
+          <w:sz w:val="24"/>
+          <w:szCs w:val="24"/>
+          <w:rtl w:val="0"/>
+        </w:rPr>
+        <w:t xml:space="preserve"> Амінь. </w:t>
+      </w:r>
+    </w:p>
+    <w:p>
+      <w:pPr>
+        <w:spacing w:after="120" w:lineRule="auto"/>
+        <w:jc w:val="both"/>
+        <w:rPr>
+          <w:rFonts w:ascii="Times New Roman" w:cs="Times New Roman" w:eastAsia="Times New Roman" w:hAnsi="Times New Roman"/>
+          <w:sz w:val="24"/>
+          <w:szCs w:val="24"/>
+        </w:rPr>
+      </w:pPr>
+      <w:r>
+        <w:rPr>
+          <w:rtl w:val="0"/>
+        </w:rPr>
+      </w:r>
+    </w:p>
+    <w:p>
+      <w:pPr>
+        <w:spacing w:after="120" w:lineRule="auto"/>
+        <w:jc w:val="both"/>
+        <w:rPr>
+          <w:rFonts w:ascii="Times New Roman" w:cs="Times New Roman" w:eastAsia="Times New Roman" w:hAnsi="Times New Roman"/>
+          <w:b w:val="1"/>
+          <w:color w:val="ff0000"/>
+          <w:sz w:val="24"/>
+          <w:szCs w:val="24"/>
+        </w:rPr>
+      </w:pPr>
+      <w:r>
+        <w:rPr>
+          <w:rFonts w:ascii="Times New Roman" w:cs="Times New Roman" w:eastAsia="Times New Roman" w:hAnsi="Times New Roman"/>
+          <w:i w:val="1"/>
+          <w:color w:val="ff0000"/>
+          <w:sz w:val="24"/>
+          <w:szCs w:val="24"/>
+          <w:rtl w:val="0"/>
+        </w:rPr>
+        <w:t xml:space="preserve">Вірні на глас прокімена</w:t>
+      </w:r>
+      <w:r>
+        <w:rPr>
+          <w:rFonts w:ascii="Times New Roman" w:cs="Times New Roman" w:eastAsia="Times New Roman" w:hAnsi="Times New Roman"/>
+          <w:color w:val="ff0000"/>
+          <w:sz w:val="24"/>
+          <w:szCs w:val="24"/>
+          <w:rtl w:val="0"/>
+        </w:rPr>
+        <w:t xml:space="preserve">: </w:t>
+      </w:r>
+      <w:r>
+        <w:rPr>
+          <w:rFonts w:ascii="Times New Roman" w:cs="Times New Roman" w:eastAsia="Times New Roman" w:hAnsi="Times New Roman"/>
+          <w:b w:val="1"/>
+          <w:sz w:val="24"/>
+          <w:szCs w:val="24"/>
+          <w:rtl w:val="0"/>
+        </w:rPr>
+        <w:t xml:space="preserve">Всяке дихання, нехай хвалить Господа.</w:t>
+      </w:r>
+      <w:r>
+        <w:rPr>
+          <w:rtl w:val="0"/>
+        </w:rPr>
+      </w:r>
+    </w:p>
+    <w:p>
+      <w:pPr>
+        <w:spacing w:after="120" w:lineRule="auto"/>
+        <w:jc w:val="both"/>
+        <w:rPr>
+          <w:rFonts w:ascii="Times New Roman" w:cs="Times New Roman" w:eastAsia="Times New Roman" w:hAnsi="Times New Roman"/>
+          <w:sz w:val="24"/>
+          <w:szCs w:val="24"/>
+          <w:u w:val="single"/>
+        </w:rPr>
+      </w:pPr>
+      <w:r>
+        <w:rPr>
+          <w:rFonts w:ascii="Times New Roman" w:cs="Times New Roman" w:eastAsia="Times New Roman" w:hAnsi="Times New Roman"/>
+          <w:i w:val="1"/>
+          <w:color w:val="ff0000"/>
+          <w:sz w:val="24"/>
+          <w:szCs w:val="24"/>
+          <w:rtl w:val="0"/>
+        </w:rPr>
+        <w:t xml:space="preserve">Стих</w:t>
+      </w:r>
+      <w:r>
+        <w:rPr>
+          <w:rFonts w:ascii="Times New Roman" w:cs="Times New Roman" w:eastAsia="Times New Roman" w:hAnsi="Times New Roman"/>
+          <w:color w:val="ff0000"/>
+          <w:sz w:val="24"/>
+          <w:szCs w:val="24"/>
+          <w:rtl w:val="0"/>
+        </w:rPr>
+        <w:t xml:space="preserve">: </w:t>
+      </w:r>
+      <w:r>
+        <w:rPr>
+          <w:rFonts w:ascii="Times New Roman" w:cs="Times New Roman" w:eastAsia="Times New Roman" w:hAnsi="Times New Roman"/>
+          <w:sz w:val="24"/>
+          <w:szCs w:val="24"/>
+          <w:u w:val="single"/>
+          <w:rtl w:val="0"/>
+        </w:rPr>
+        <w:t xml:space="preserve">Хваліте Бога у святині його. </w:t>
+      </w:r>
+    </w:p>
+    <w:p>
+      <w:pPr>
+        <w:spacing w:after="120" w:lineRule="auto"/>
+        <w:jc w:val="both"/>
+        <w:rPr>
+          <w:rFonts w:ascii="Times New Roman" w:cs="Times New Roman" w:eastAsia="Times New Roman" w:hAnsi="Times New Roman"/>
+          <w:sz w:val="24"/>
+          <w:szCs w:val="24"/>
+          <w:u w:val="single"/>
+        </w:rPr>
+      </w:pPr>
+      <w:r>
+        <w:rPr>
+          <w:rFonts w:ascii="Times New Roman" w:cs="Times New Roman" w:eastAsia="Times New Roman" w:hAnsi="Times New Roman"/>
+          <w:i w:val="1"/>
+          <w:color w:val="ff0000"/>
+          <w:sz w:val="24"/>
+          <w:szCs w:val="24"/>
+          <w:rtl w:val="0"/>
+        </w:rPr>
+        <w:t xml:space="preserve">Стих</w:t>
+      </w:r>
+      <w:r>
+        <w:rPr>
+          <w:rFonts w:ascii="Times New Roman" w:cs="Times New Roman" w:eastAsia="Times New Roman" w:hAnsi="Times New Roman"/>
+          <w:color w:val="ff0000"/>
+          <w:sz w:val="24"/>
+          <w:szCs w:val="24"/>
+          <w:rtl w:val="0"/>
+        </w:rPr>
+        <w:t xml:space="preserve">: </w:t>
+      </w:r>
+      <w:r>
+        <w:rPr>
+          <w:rFonts w:ascii="Times New Roman" w:cs="Times New Roman" w:eastAsia="Times New Roman" w:hAnsi="Times New Roman"/>
+          <w:sz w:val="24"/>
+          <w:szCs w:val="24"/>
+          <w:u w:val="single"/>
+          <w:rtl w:val="0"/>
+        </w:rPr>
+        <w:t xml:space="preserve">Хваліте його у твердині сили його.</w:t>
+      </w:r>
+    </w:p>
+    <w:p>
+      <w:pPr>
+        <w:spacing w:after="120" w:lineRule="auto"/>
+        <w:jc w:val="both"/>
+        <w:rPr>
+          <w:rFonts w:ascii="Times New Roman" w:cs="Times New Roman" w:eastAsia="Times New Roman" w:hAnsi="Times New Roman"/>
+          <w:i w:val="1"/>
+          <w:color w:val="ff0000"/>
+          <w:sz w:val="24"/>
+          <w:szCs w:val="24"/>
+        </w:rPr>
+      </w:pPr>
+      <w:r>
+        <w:rPr>
+          <w:rtl w:val="0"/>
+        </w:rPr>
+      </w:r>
+    </w:p>
+    <w:p>
+      <w:pPr>
+        <w:spacing w:after="120" w:lineRule="auto"/>
+        <w:jc w:val="both"/>
+        <w:rPr>
+          <w:rFonts w:ascii="Times New Roman" w:cs="Times New Roman" w:eastAsia="Times New Roman" w:hAnsi="Times New Roman"/>
+          <w:sz w:val="24"/>
+          <w:szCs w:val="24"/>
+        </w:rPr>
+      </w:pPr>
+      <w:r>
+        <w:rPr>
+          <w:rFonts w:ascii="Times New Roman" w:cs="Times New Roman" w:eastAsia="Times New Roman" w:hAnsi="Times New Roman"/>
+          <w:sz w:val="24"/>
+          <w:szCs w:val="24"/>
+          <w:rtl w:val="0"/>
+        </w:rPr>
+        <w:t xml:space="preserve">І щоб удостоїтися нам вислухати святого Євангелія, Господа Бога молім.</w:t>
+      </w:r>
+    </w:p>
+    <w:p>
+      <w:pPr>
+        <w:spacing w:after="120" w:lineRule="auto"/>
+        <w:jc w:val="both"/>
+        <w:rPr>
+          <w:rFonts w:ascii="Times New Roman" w:cs="Times New Roman" w:eastAsia="Times New Roman" w:hAnsi="Times New Roman"/>
+          <w:i w:val="1"/>
+          <w:sz w:val="24"/>
+          <w:szCs w:val="24"/>
+        </w:rPr>
+      </w:pPr>
+      <w:r>
+        <w:rPr>
+          <w:rFonts w:ascii="Times New Roman" w:cs="Times New Roman" w:eastAsia="Times New Roman" w:hAnsi="Times New Roman"/>
+          <w:i w:val="1"/>
+          <w:color w:val="ff0000"/>
+          <w:sz w:val="24"/>
+          <w:szCs w:val="24"/>
+          <w:rtl w:val="0"/>
+        </w:rPr>
+        <w:t xml:space="preserve">Вірні:</w:t>
+      </w:r>
+      <w:r>
+        <w:rPr>
+          <w:rFonts w:ascii="Times New Roman" w:cs="Times New Roman" w:eastAsia="Times New Roman" w:hAnsi="Times New Roman"/>
+          <w:color w:val="ff0000"/>
+          <w:sz w:val="24"/>
+          <w:szCs w:val="24"/>
+          <w:rtl w:val="0"/>
+        </w:rPr>
+        <w:t xml:space="preserve"> </w:t>
+      </w:r>
+      <w:r>
+        <w:rPr>
+          <w:rFonts w:ascii="Times New Roman" w:cs="Times New Roman" w:eastAsia="Times New Roman" w:hAnsi="Times New Roman"/>
+          <w:sz w:val="24"/>
+          <w:szCs w:val="24"/>
+          <w:rtl w:val="0"/>
+        </w:rPr>
+        <w:t xml:space="preserve">Господи, помилуй </w:t>
+      </w:r>
+      <w:r>
+        <w:rPr>
+          <w:rFonts w:ascii="Times New Roman" w:cs="Times New Roman" w:eastAsia="Times New Roman" w:hAnsi="Times New Roman"/>
+          <w:i w:val="1"/>
+          <w:color w:val="ff0000"/>
+          <w:sz w:val="24"/>
+          <w:szCs w:val="24"/>
+          <w:rtl w:val="0"/>
+        </w:rPr>
+        <w:t xml:space="preserve">(3 р.)</w:t>
+      </w:r>
+      <w:r>
+        <w:rPr>
+          <w:rFonts w:ascii="Times New Roman" w:cs="Times New Roman" w:eastAsia="Times New Roman" w:hAnsi="Times New Roman"/>
+          <w:i w:val="1"/>
+          <w:sz w:val="24"/>
+          <w:szCs w:val="24"/>
+          <w:rtl w:val="0"/>
+        </w:rPr>
+        <w:t xml:space="preserve">.</w:t>
+      </w:r>
+    </w:p>
+    <w:p>
+      <w:pPr>
+        <w:spacing w:after="120" w:lineRule="auto"/>
+        <w:jc w:val="both"/>
+        <w:rPr>
+          <w:rFonts w:ascii="Times New Roman" w:cs="Times New Roman" w:eastAsia="Times New Roman" w:hAnsi="Times New Roman"/>
+          <w:sz w:val="24"/>
+          <w:szCs w:val="24"/>
+        </w:rPr>
+      </w:pPr>
+      <w:r>
+        <w:rPr>
+          <w:rFonts w:ascii="Times New Roman" w:cs="Times New Roman" w:eastAsia="Times New Roman" w:hAnsi="Times New Roman"/>
+          <w:sz w:val="24"/>
+          <w:szCs w:val="24"/>
+          <w:rtl w:val="0"/>
+        </w:rPr>
+        <w:t xml:space="preserve">Премудрість, прості, вислухаймо святого Євангелія.</w:t>
+      </w:r>
+    </w:p>
+    <w:p>
+      <w:pPr>
+        <w:spacing w:after="120" w:lineRule="auto"/>
+        <w:jc w:val="both"/>
+        <w:rPr>
+          <w:rFonts w:ascii="Times New Roman" w:cs="Times New Roman" w:eastAsia="Times New Roman" w:hAnsi="Times New Roman"/>
+          <w:sz w:val="24"/>
+          <w:szCs w:val="24"/>
+        </w:rPr>
       </w:pPr>
       <w:r>
         <w:rPr>
@@ -16032,17 +17545,21 @@
       <w:r>
         <w:rPr>
           <w:rFonts w:ascii="Times New Roman" w:cs="Times New Roman" w:eastAsia="Times New Roman" w:hAnsi="Times New Roman"/>
-          <w:color w:val="000000"/>
-          <w:sz w:val="24"/>
-          <w:szCs w:val="24"/>
-          <w:rtl w:val="0"/>
-        </w:rPr>
-        <w:t xml:space="preserve"> Бо Ти святий єси, Боже наш, і в святині перебуваєш, і ми Тобі славу віддаємо: Отцю, і Сину, і Святому Духові, нині і повсякчас, і на віки віків.</w:t>
-      </w:r>
-      <w:r>
-        <w:rPr>
-          <w:rtl w:val="0"/>
-        </w:rPr>
+          <w:color w:val="ff0000"/>
+          <w:sz w:val="24"/>
+          <w:szCs w:val="24"/>
+          <w:rtl w:val="0"/>
+        </w:rPr>
+        <w:t xml:space="preserve"> </w:t>
+      </w:r>
+      <w:r>
+        <w:rPr>
+          <w:rFonts w:ascii="Times New Roman" w:cs="Times New Roman" w:eastAsia="Times New Roman" w:hAnsi="Times New Roman"/>
+          <w:sz w:val="24"/>
+          <w:szCs w:val="24"/>
+          <w:rtl w:val="0"/>
+        </w:rPr>
+        <w:t xml:space="preserve">Мир всім!</w:t>
       </w:r>
     </w:p>
     <w:p>
@@ -16073,219 +17590,29 @@
           <w:szCs w:val="24"/>
           <w:rtl w:val="0"/>
         </w:rPr>
-        <w:t xml:space="preserve"> Амінь. </w:t>
-      </w:r>
-    </w:p>
-    <w:p>
-      <w:pPr>
-        <w:spacing w:after="120" w:lineRule="auto"/>
-        <w:jc w:val="both"/>
-        <w:rPr>
-          <w:rFonts w:ascii="Times New Roman" w:cs="Times New Roman" w:eastAsia="Times New Roman" w:hAnsi="Times New Roman"/>
-          <w:sz w:val="24"/>
-          <w:szCs w:val="24"/>
-        </w:rPr>
-      </w:pPr>
-      <w:r>
-        <w:rPr>
-          <w:rtl w:val="0"/>
-        </w:rPr>
-      </w:r>
-    </w:p>
-    <w:p>
-      <w:pPr>
-        <w:spacing w:after="120" w:lineRule="auto"/>
-        <w:jc w:val="both"/>
-        <w:rPr>
-          <w:rFonts w:ascii="Times New Roman" w:cs="Times New Roman" w:eastAsia="Times New Roman" w:hAnsi="Times New Roman"/>
-          <w:b w:val="1"/>
-          <w:color w:val="ff0000"/>
-          <w:sz w:val="24"/>
-          <w:szCs w:val="24"/>
-        </w:rPr>
-      </w:pPr>
-      <w:r>
-        <w:rPr>
-          <w:rFonts w:ascii="Times New Roman" w:cs="Times New Roman" w:eastAsia="Times New Roman" w:hAnsi="Times New Roman"/>
-          <w:i w:val="1"/>
-          <w:color w:val="ff0000"/>
-          <w:sz w:val="24"/>
-          <w:szCs w:val="24"/>
-          <w:rtl w:val="0"/>
-        </w:rPr>
-        <w:t xml:space="preserve">Вірні на глас прокімена</w:t>
-      </w:r>
-      <w:r>
-        <w:rPr>
-          <w:rFonts w:ascii="Times New Roman" w:cs="Times New Roman" w:eastAsia="Times New Roman" w:hAnsi="Times New Roman"/>
-          <w:color w:val="ff0000"/>
-          <w:sz w:val="24"/>
-          <w:szCs w:val="24"/>
-          <w:rtl w:val="0"/>
-        </w:rPr>
-        <w:t xml:space="preserve">: </w:t>
-      </w:r>
-      <w:r>
-        <w:rPr>
-          <w:rFonts w:ascii="Times New Roman" w:cs="Times New Roman" w:eastAsia="Times New Roman" w:hAnsi="Times New Roman"/>
-          <w:b w:val="1"/>
-          <w:sz w:val="24"/>
-          <w:szCs w:val="24"/>
-          <w:rtl w:val="0"/>
-        </w:rPr>
-        <w:t xml:space="preserve">Всяке дихання, нехай хвалить Господа.</w:t>
-      </w:r>
-      <w:r>
-        <w:rPr>
-          <w:rtl w:val="0"/>
-        </w:rPr>
-      </w:r>
-    </w:p>
-    <w:p>
-      <w:pPr>
-        <w:spacing w:after="120" w:lineRule="auto"/>
-        <w:jc w:val="both"/>
-        <w:rPr>
-          <w:rFonts w:ascii="Times New Roman" w:cs="Times New Roman" w:eastAsia="Times New Roman" w:hAnsi="Times New Roman"/>
-          <w:sz w:val="24"/>
-          <w:szCs w:val="24"/>
-          <w:u w:val="single"/>
-        </w:rPr>
-      </w:pPr>
-      <w:r>
-        <w:rPr>
-          <w:rFonts w:ascii="Times New Roman" w:cs="Times New Roman" w:eastAsia="Times New Roman" w:hAnsi="Times New Roman"/>
-          <w:i w:val="1"/>
-          <w:color w:val="ff0000"/>
-          <w:sz w:val="24"/>
-          <w:szCs w:val="24"/>
-          <w:rtl w:val="0"/>
-        </w:rPr>
-        <w:t xml:space="preserve">Стих</w:t>
-      </w:r>
-      <w:r>
-        <w:rPr>
-          <w:rFonts w:ascii="Times New Roman" w:cs="Times New Roman" w:eastAsia="Times New Roman" w:hAnsi="Times New Roman"/>
-          <w:color w:val="ff0000"/>
-          <w:sz w:val="24"/>
-          <w:szCs w:val="24"/>
-          <w:rtl w:val="0"/>
-        </w:rPr>
-        <w:t xml:space="preserve">: </w:t>
-      </w:r>
-      <w:r>
-        <w:rPr>
-          <w:rFonts w:ascii="Times New Roman" w:cs="Times New Roman" w:eastAsia="Times New Roman" w:hAnsi="Times New Roman"/>
-          <w:sz w:val="24"/>
-          <w:szCs w:val="24"/>
-          <w:u w:val="single"/>
-          <w:rtl w:val="0"/>
-        </w:rPr>
-        <w:t xml:space="preserve">Хваліте Бога у святині його. </w:t>
-      </w:r>
-    </w:p>
-    <w:p>
-      <w:pPr>
-        <w:spacing w:after="120" w:lineRule="auto"/>
-        <w:jc w:val="both"/>
-        <w:rPr>
-          <w:rFonts w:ascii="Times New Roman" w:cs="Times New Roman" w:eastAsia="Times New Roman" w:hAnsi="Times New Roman"/>
-          <w:sz w:val="24"/>
-          <w:szCs w:val="24"/>
-          <w:u w:val="single"/>
-        </w:rPr>
-      </w:pPr>
-      <w:r>
-        <w:rPr>
-          <w:rFonts w:ascii="Times New Roman" w:cs="Times New Roman" w:eastAsia="Times New Roman" w:hAnsi="Times New Roman"/>
-          <w:i w:val="1"/>
-          <w:color w:val="ff0000"/>
-          <w:sz w:val="24"/>
-          <w:szCs w:val="24"/>
-          <w:rtl w:val="0"/>
-        </w:rPr>
-        <w:t xml:space="preserve">Стих</w:t>
-      </w:r>
-      <w:r>
-        <w:rPr>
-          <w:rFonts w:ascii="Times New Roman" w:cs="Times New Roman" w:eastAsia="Times New Roman" w:hAnsi="Times New Roman"/>
-          <w:color w:val="ff0000"/>
-          <w:sz w:val="24"/>
-          <w:szCs w:val="24"/>
-          <w:rtl w:val="0"/>
-        </w:rPr>
-        <w:t xml:space="preserve">: </w:t>
-      </w:r>
-      <w:r>
-        <w:rPr>
-          <w:rFonts w:ascii="Times New Roman" w:cs="Times New Roman" w:eastAsia="Times New Roman" w:hAnsi="Times New Roman"/>
-          <w:sz w:val="24"/>
-          <w:szCs w:val="24"/>
-          <w:u w:val="single"/>
-          <w:rtl w:val="0"/>
-        </w:rPr>
-        <w:t xml:space="preserve">Хваліте його у твердині сили його.</w:t>
-      </w:r>
-    </w:p>
-    <w:p>
-      <w:pPr>
-        <w:spacing w:after="120" w:lineRule="auto"/>
-        <w:jc w:val="both"/>
-        <w:rPr>
-          <w:rFonts w:ascii="Times New Roman" w:cs="Times New Roman" w:eastAsia="Times New Roman" w:hAnsi="Times New Roman"/>
-          <w:i w:val="1"/>
-          <w:color w:val="ff0000"/>
-          <w:sz w:val="24"/>
-          <w:szCs w:val="24"/>
-        </w:rPr>
-      </w:pPr>
-      <w:r>
-        <w:rPr>
-          <w:rtl w:val="0"/>
-        </w:rPr>
-      </w:r>
-    </w:p>
-    <w:p>
-      <w:pPr>
-        <w:spacing w:after="120" w:lineRule="auto"/>
-        <w:jc w:val="both"/>
-        <w:rPr>
-          <w:rFonts w:ascii="Times New Roman" w:cs="Times New Roman" w:eastAsia="Times New Roman" w:hAnsi="Times New Roman"/>
-          <w:sz w:val="24"/>
-          <w:szCs w:val="24"/>
-        </w:rPr>
-      </w:pPr>
-      <w:r>
-        <w:rPr>
-          <w:rFonts w:ascii="Times New Roman" w:cs="Times New Roman" w:eastAsia="Times New Roman" w:hAnsi="Times New Roman"/>
-          <w:sz w:val="24"/>
-          <w:szCs w:val="24"/>
-          <w:rtl w:val="0"/>
-        </w:rPr>
-        <w:t xml:space="preserve">І щоб удостоїтися нам вислухати святого Євангелія, Господа Бога молім.</w:t>
-      </w:r>
-    </w:p>
-    <w:p>
-      <w:pPr>
-        <w:spacing w:after="120" w:lineRule="auto"/>
-        <w:jc w:val="both"/>
-        <w:rPr>
-          <w:rFonts w:ascii="Times New Roman" w:cs="Times New Roman" w:eastAsia="Times New Roman" w:hAnsi="Times New Roman"/>
-          <w:i w:val="1"/>
-          <w:sz w:val="24"/>
-          <w:szCs w:val="24"/>
-        </w:rPr>
-      </w:pPr>
-      <w:r>
-        <w:rPr>
-          <w:rFonts w:ascii="Times New Roman" w:cs="Times New Roman" w:eastAsia="Times New Roman" w:hAnsi="Times New Roman"/>
-          <w:i w:val="1"/>
-          <w:color w:val="ff0000"/>
-          <w:sz w:val="24"/>
-          <w:szCs w:val="24"/>
-          <w:rtl w:val="0"/>
-        </w:rPr>
-        <w:t xml:space="preserve">Вірні:</w:t>
+        <w:t xml:space="preserve"> І духові твоєму.</w:t>
+      </w:r>
+    </w:p>
+    <w:p>
+      <w:pPr>
+        <w:spacing w:after="120" w:lineRule="auto"/>
+        <w:jc w:val="both"/>
+        <w:rPr>
+          <w:rFonts w:ascii="Times New Roman" w:cs="Times New Roman" w:eastAsia="Times New Roman" w:hAnsi="Times New Roman"/>
+          <w:sz w:val="24"/>
+          <w:szCs w:val="24"/>
+        </w:rPr>
+      </w:pPr>
+      <w:r>
+        <w:rPr>
+          <w:rFonts w:ascii="Times New Roman" w:cs="Times New Roman" w:eastAsia="Times New Roman" w:hAnsi="Times New Roman"/>
+          <w:i w:val="1"/>
+          <w:color w:val="ff0000"/>
+          <w:sz w:val="24"/>
+          <w:szCs w:val="24"/>
+          <w:rtl w:val="0"/>
+        </w:rPr>
+        <w:t xml:space="preserve">Священик:</w:t>
       </w:r>
       <w:r>
         <w:rPr>
@@ -16304,161 +17631,7 @@
           <w:szCs w:val="24"/>
           <w:rtl w:val="0"/>
         </w:rPr>
-        <w:t xml:space="preserve">Господи, помилуй </w:t>
-      </w:r>
-      <w:r>
-        <w:rPr>
-          <w:rFonts w:ascii="Times New Roman" w:cs="Times New Roman" w:eastAsia="Times New Roman" w:hAnsi="Times New Roman"/>
-          <w:i w:val="1"/>
-          <w:color w:val="ff0000"/>
-          <w:sz w:val="24"/>
-          <w:szCs w:val="24"/>
-          <w:rtl w:val="0"/>
-        </w:rPr>
-        <w:t xml:space="preserve">(3 р.)</w:t>
-      </w:r>
-      <w:r>
-        <w:rPr>
-          <w:rFonts w:ascii="Times New Roman" w:cs="Times New Roman" w:eastAsia="Times New Roman" w:hAnsi="Times New Roman"/>
-          <w:i w:val="1"/>
-          <w:sz w:val="24"/>
-          <w:szCs w:val="24"/>
-          <w:rtl w:val="0"/>
-        </w:rPr>
-        <w:t xml:space="preserve">.</w:t>
-      </w:r>
-    </w:p>
-    <w:p>
-      <w:pPr>
-        <w:spacing w:after="120" w:lineRule="auto"/>
-        <w:jc w:val="both"/>
-        <w:rPr>
-          <w:rFonts w:ascii="Times New Roman" w:cs="Times New Roman" w:eastAsia="Times New Roman" w:hAnsi="Times New Roman"/>
-          <w:sz w:val="24"/>
-          <w:szCs w:val="24"/>
-        </w:rPr>
-      </w:pPr>
-      <w:r>
-        <w:rPr>
-          <w:rFonts w:ascii="Times New Roman" w:cs="Times New Roman" w:eastAsia="Times New Roman" w:hAnsi="Times New Roman"/>
-          <w:sz w:val="24"/>
-          <w:szCs w:val="24"/>
-          <w:rtl w:val="0"/>
-        </w:rPr>
-        <w:t xml:space="preserve">Премудрість, прості, вислухаймо святого Євангелія.</w:t>
-      </w:r>
-    </w:p>
-    <w:p>
-      <w:pPr>
-        <w:spacing w:after="120" w:lineRule="auto"/>
-        <w:jc w:val="both"/>
-        <w:rPr>
-          <w:rFonts w:ascii="Times New Roman" w:cs="Times New Roman" w:eastAsia="Times New Roman" w:hAnsi="Times New Roman"/>
-          <w:sz w:val="24"/>
-          <w:szCs w:val="24"/>
-        </w:rPr>
-      </w:pPr>
-      <w:r>
-        <w:rPr>
-          <w:rFonts w:ascii="Times New Roman" w:cs="Times New Roman" w:eastAsia="Times New Roman" w:hAnsi="Times New Roman"/>
-          <w:i w:val="1"/>
-          <w:color w:val="ff0000"/>
-          <w:sz w:val="24"/>
-          <w:szCs w:val="24"/>
-          <w:rtl w:val="0"/>
-        </w:rPr>
-        <w:t xml:space="preserve">Священик:</w:t>
-      </w:r>
-      <w:r>
-        <w:rPr>
-          <w:rFonts w:ascii="Times New Roman" w:cs="Times New Roman" w:eastAsia="Times New Roman" w:hAnsi="Times New Roman"/>
-          <w:color w:val="ff0000"/>
-          <w:sz w:val="24"/>
-          <w:szCs w:val="24"/>
-          <w:rtl w:val="0"/>
-        </w:rPr>
-        <w:t xml:space="preserve"> </w:t>
-      </w:r>
-      <w:r>
-        <w:rPr>
-          <w:rFonts w:ascii="Times New Roman" w:cs="Times New Roman" w:eastAsia="Times New Roman" w:hAnsi="Times New Roman"/>
-          <w:sz w:val="24"/>
-          <w:szCs w:val="24"/>
-          <w:rtl w:val="0"/>
-        </w:rPr>
-        <w:t xml:space="preserve">Мир всім!</w:t>
-      </w:r>
-    </w:p>
-    <w:p>
-      <w:pPr>
-        <w:spacing w:after="120" w:lineRule="auto"/>
-        <w:jc w:val="both"/>
-        <w:rPr>
-          <w:rFonts w:ascii="Times New Roman" w:cs="Times New Roman" w:eastAsia="Times New Roman" w:hAnsi="Times New Roman"/>
-          <w:sz w:val="24"/>
-          <w:szCs w:val="24"/>
-        </w:rPr>
-      </w:pPr>
-      <w:r>
-        <w:rPr>
-          <w:rFonts w:ascii="Times New Roman" w:cs="Times New Roman" w:eastAsia="Times New Roman" w:hAnsi="Times New Roman"/>
-          <w:i w:val="1"/>
-          <w:color w:val="ff0000"/>
-          <w:sz w:val="24"/>
-          <w:szCs w:val="24"/>
-          <w:rtl w:val="0"/>
-        </w:rPr>
-        <w:t xml:space="preserve">Вірні:</w:t>
-      </w:r>
-      <w:r>
-        <w:rPr>
-          <w:rFonts w:ascii="Times New Roman" w:cs="Times New Roman" w:eastAsia="Times New Roman" w:hAnsi="Times New Roman"/>
-          <w:sz w:val="24"/>
-          <w:szCs w:val="24"/>
-          <w:rtl w:val="0"/>
-        </w:rPr>
-        <w:t xml:space="preserve"> І духові твоєму.</w:t>
-      </w:r>
-    </w:p>
-    <w:p>
-      <w:pPr>
-        <w:spacing w:after="120" w:lineRule="auto"/>
-        <w:jc w:val="both"/>
-        <w:rPr>
-          <w:rFonts w:ascii="Times New Roman" w:cs="Times New Roman" w:eastAsia="Times New Roman" w:hAnsi="Times New Roman"/>
-          <w:sz w:val="24"/>
-          <w:szCs w:val="24"/>
-        </w:rPr>
-      </w:pPr>
-      <w:r>
-        <w:rPr>
-          <w:rFonts w:ascii="Times New Roman" w:cs="Times New Roman" w:eastAsia="Times New Roman" w:hAnsi="Times New Roman"/>
-          <w:i w:val="1"/>
-          <w:color w:val="ff0000"/>
-          <w:sz w:val="24"/>
-          <w:szCs w:val="24"/>
-          <w:rtl w:val="0"/>
-        </w:rPr>
-        <w:t xml:space="preserve">Священик:</w:t>
-      </w:r>
-      <w:r>
-        <w:rPr>
-          <w:rFonts w:ascii="Times New Roman" w:cs="Times New Roman" w:eastAsia="Times New Roman" w:hAnsi="Times New Roman"/>
-          <w:color w:val="ff0000"/>
-          <w:sz w:val="24"/>
-          <w:szCs w:val="24"/>
-          <w:rtl w:val="0"/>
-        </w:rPr>
-        <w:t xml:space="preserve"> </w:t>
-      </w:r>
-      <w:r>
-        <w:rPr>
-          <w:rFonts w:ascii="Times New Roman" w:cs="Times New Roman" w:eastAsia="Times New Roman" w:hAnsi="Times New Roman"/>
-          <w:sz w:val="24"/>
-          <w:szCs w:val="24"/>
-          <w:rtl w:val="0"/>
-        </w:rPr>
-        <w:t xml:space="preserve">Від Йоана святого Євангелія читання.</w:t>
+        <w:t>Від Івана святого Євангелія читання.</w:t>
       </w:r>
     </w:p>
     <w:p>
@@ -17405,7 +18578,7 @@
           <w:u w:val="single"/>
           <w:rtl w:val="0"/>
         </w:rPr>
-        <w:t xml:space="preserve">[Господи, Боже наш! Ти за покаяння дарував людям відпущення, нам же, як образ пізнання і визнання гріхів, показав покаяння і прощення пророка Давида. Тож, Владико, помилуй з великої милости твоєї нас, що в чимало великих гріхів впали, і по багатстві ласк твоїх очисти беззаконня наші, бо перед тобою згрішили ми, Господи, що невідомі й таємні речі серця людського знаєш, і єдиний ти маєш владу прощати гріхи. Серце ж чисте вчини в нас і Духом владичним утверди нас, і радість спасіння твого яви нам. Не відкинь нас від лиця твого, але дозволь, як Добрий і Чоловіколюбець, аж до останнього нашого віддиху появляти тобі жертву справедливости й приноси на святих твоїх жертовниках]</w:t>
+        <w:t>[Господи, Боже наш! Ти за покаяння дарував людям відпущення, нам же, як образ пізнання і визнання гріхів, показав покаяння і прощення пророка Давида. Тож, Владико, помилуй з великої милости твоєї нас, що в чимало великих гріхів впали, і по багатстві ласк твоїх очисти беззаконня наші, бо перед тобою згрішили ми, Господи, що невідомі й таємні речі серця людського знаєш, і єдиний ти маєш владу прощати гріхи. Серце ж чисте вчини в нас і Духом владичним утверди нас, і радість спасіння твого яви нам. Не відкинь нас від лиця твого, але дозволь, як Добрий і Людинолюбець, аж до останнього нашого віддиху появляти тобі жертву справедливости й приноси на святих твоїх жертовниках]</w:t>
       </w:r>
       <w:r>
         <w:rPr>
@@ -24779,7 +25952,7 @@
           <w:szCs w:val="24"/>
           <w:rtl w:val="0"/>
         </w:rPr>
-        <w:t xml:space="preserve"> Господи святий, ти на висоті живеш і всевидючим оком твоїм споглядаєш на всяке створіння! Перед тобою схилили ми голови, душі й тіла, і молимося до тебе, Святий святих: Простягни руку твою невидиму від святого житла твого і благослови всіх нас; а якщо ми де в чому згрішили добровільно чи недобровільно, як добрий і чоловіколюбний Бог, прости і даруй нам земні й небесні добра твої:</w:t>
+        <w:t xml:space="preserve"> Господи святий, ти на висоті живеш і всевидючим оком твоїм споглядаєш на всяке створіння! Перед тобою схилили ми голови, душі й тіла, і молимося до тебе, Святий святих: Простягни руку твою невидиму від святого житла твого і благослови всіх нас; а якщо ми де в чому згрішили добровільно чи недобровільно, як добрий і людинолюбний Бог, прости і даруй нам земні й небесні добра твої:</w:t>
       </w:r>
     </w:p>
     <w:p>
